--- a/experiments/report_machine/office/output/南方航空/20260729_南方航空_midday.docx
+++ b/experiments/report_machine/office/output/南方航空/20260729_南方航空_midday.docx
@@ -2,22 +2,6 @@
 <file path=word/document.xml><?xml version="1.0" encoding="utf-8"?>
 <w:document xmlns:wpc="http://schemas.microsoft.com/office/word/2010/wordprocessingCanvas" xmlns:mo="http://schemas.microsoft.com/office/mac/office/2008/main" xmlns:mc="http://schemas.openxmlformats.org/markup-compatibility/2006" xmlns:mv="urn:schemas-microsoft-com:mac:vml" xmlns:o="urn:schemas-microsoft-com:office:office" xmlns:r="http://schemas.openxmlformats.org/officeDocument/2006/relationships" xmlns:m="http://schemas.openxmlformats.org/officeDocument/2006/math" xmlns:v="urn:schemas-microsoft-com:vml" xmlns:wp14="http://schemas.microsoft.com/office/word/2010/wordprocessingDrawing" xmlns:wp="http://schemas.openxmlformats.org/drawingml/2006/wordprocessingDrawing" xmlns:w10="urn:schemas-microsoft-com:office:word" xmlns:w="http://schemas.openxmlformats.org/wordprocessingml/2006/main" xmlns:w14="http://schemas.microsoft.com/office/word/2010/wordml" xmlns:wpg="http://schemas.microsoft.com/office/word/2010/wordprocessingGroup" xmlns:wpi="http://schemas.microsoft.com/office/word/2010/wordprocessingInk" xmlns:wne="http://schemas.microsoft.com/office/word/2006/wordml" xmlns:wps="http://schemas.microsoft.com/office/word/2010/wordprocessingShape" mc:Ignorable="w14 wp14">
   <w:body>
-    <w:p>
-      <w:r>
-        <w:rPr>
-          <w:rFonts w:ascii="Microsoft YaHei" w:hAnsi="Microsoft YaHei"/>
-        </w:rPr>
-        <w:t>好的，我已浏览完所有可用信息。虽然正文无法获取，但根据标题和摘要已能判断关键影响。现在开始撰写分析报告。</w:t>
-      </w:r>
-    </w:p>
-    <w:p>
-      <w:pPr>
-        <w:spacing w:before="240" w:after="240"/>
-        <w:pBdr>
-          <w:bottom w:val="single" w:sz="4" w:space="1" w:color="D0D7DE"/>
-        </w:pBdr>
-      </w:pPr>
-    </w:p>
     <w:p>
       <w:pPr>
         <w:spacing w:before="480" w:after="80" w:line="288" w:lineRule="auto"/>
@@ -33,16 +17,6 @@
           <w:sz w:val="36"/>
         </w:rPr>
         <w:t>南方航空（600029.SH）午间分析报告</w:t>
-      </w:r>
-    </w:p>
-    <w:p>
-      <w:r>
-        <w:rPr>
-          <w:rFonts w:ascii="Microsoft YaHei" w:hAnsi="Microsoft YaHei"/>
-          <w:b/>
-          <w:color w:val="1A1A1A"/>
-        </w:rPr>
-        <w:t>数据截止：2026-07-29 11:30</w:t>
       </w:r>
     </w:p>
     <w:p>
@@ -75,7 +49,7 @@
         <w:rPr>
           <w:rFonts w:ascii="Microsoft YaHei" w:hAnsi="Microsoft YaHei"/>
         </w:rPr>
-        <w:t xml:space="preserve">早盘全市场情绪偏暖。上证指数成交额达 </w:t>
+        <w:t xml:space="preserve">今日全市场情绪高涨，市场热度 </w:t>
       </w:r>
       <w:r>
         <w:rPr>
@@ -83,13 +57,13 @@
           <w:b/>
           <w:color w:val="1A1A1A"/>
         </w:rPr>
-        <w:t>1.46万亿（+1,549亿）</w:t>
+        <w:t>68（高）</w:t>
       </w:r>
       <w:r>
         <w:rPr>
           <w:rFonts w:ascii="Microsoft YaHei" w:hAnsi="Microsoft YaHei"/>
         </w:rPr>
-        <w:t xml:space="preserve">，上涨家数 </w:t>
+        <w:t xml:space="preserve">，上涨个股 </w:t>
       </w:r>
       <w:r>
         <w:rPr>
@@ -97,13 +71,13 @@
           <w:b/>
           <w:color w:val="1A1A1A"/>
         </w:rPr>
-        <w:t>3,404只</w:t>
+        <w:t>4,103只</w:t>
       </w:r>
       <w:r>
         <w:rPr>
           <w:rFonts w:ascii="Microsoft YaHei" w:hAnsi="Microsoft YaHei"/>
         </w:rPr>
-        <w:t xml:space="preserve">，上涨占比 </w:t>
+        <w:t xml:space="preserve">，下跌仅 </w:t>
       </w:r>
       <w:r>
         <w:rPr>
@@ -111,13 +85,13 @@
           <w:b/>
           <w:color w:val="1A1A1A"/>
         </w:rPr>
-        <w:t>79%</w:t>
+        <w:t>1,360只</w:t>
       </w:r>
       <w:r>
         <w:rPr>
           <w:rFonts w:ascii="Microsoft YaHei" w:hAnsi="Microsoft YaHei"/>
         </w:rPr>
-        <w:t xml:space="preserve">，市场人气较好。但赚钱效应仅为 </w:t>
+        <w:t xml:space="preserve">，上涨占比达 </w:t>
       </w:r>
       <w:r>
         <w:rPr>
@@ -125,21 +99,13 @@
           <w:b/>
           <w:color w:val="1A1A1A"/>
         </w:rPr>
-        <w:t>46%</w:t>
+        <w:t>83%</w:t>
       </w:r>
       <w:r>
         <w:rPr>
           <w:rFonts w:ascii="Microsoft YaHei" w:hAnsi="Microsoft YaHei"/>
         </w:rPr>
-        <w:t>，涨停梯队方面，一板50只、二板仅3只，高位接力意愿不足，资金更倾向于低位轮动。</w:t>
-      </w:r>
-    </w:p>
-    <w:p>
-      <w:r>
-        <w:rPr>
-          <w:rFonts w:ascii="Microsoft YaHei" w:hAnsi="Microsoft YaHei"/>
-        </w:rPr>
-        <w:t xml:space="preserve">南方航空所属的 </w:t>
+        <w:t xml:space="preserve">。赚钱效应 </w:t>
       </w:r>
       <w:r>
         <w:rPr>
@@ -147,13 +113,13 @@
           <w:b/>
           <w:color w:val="1A1A1A"/>
         </w:rPr>
-        <w:t>运输(A股)板块</w:t>
+        <w:t>51%</w:t>
       </w:r>
       <w:r>
         <w:rPr>
           <w:rFonts w:ascii="Microsoft YaHei" w:hAnsi="Microsoft YaHei"/>
         </w:rPr>
-        <w:t xml:space="preserve"> 午间微涨 </w:t>
+        <w:t xml:space="preserve">，涨停 </w:t>
       </w:r>
       <w:r>
         <w:rPr>
@@ -161,13 +127,13 @@
           <w:b/>
           <w:color w:val="1A1A1A"/>
         </w:rPr>
-        <w:t>+0.02%</w:t>
+        <w:t>76家</w:t>
       </w:r>
       <w:r>
         <w:rPr>
           <w:rFonts w:ascii="Microsoft YaHei" w:hAnsi="Microsoft YaHei"/>
         </w:rPr>
-        <w:t xml:space="preserve">，在1,158个同花顺概念/行业板块中排名 </w:t>
+        <w:t xml:space="preserve">，跌停 </w:t>
       </w:r>
       <w:r>
         <w:rPr>
@@ -175,13 +141,13 @@
           <w:b/>
           <w:color w:val="1A1A1A"/>
         </w:rPr>
-        <w:t>第219位</w:t>
+        <w:t>10家</w:t>
       </w:r>
       <w:r>
         <w:rPr>
           <w:rFonts w:ascii="Microsoft YaHei" w:hAnsi="Microsoft YaHei"/>
         </w:rPr>
-        <w:t xml:space="preserve">，处于中上游。而同属的 </w:t>
+        <w:t xml:space="preserve">，量能显著放大，成交额 </w:t>
       </w:r>
       <w:r>
         <w:rPr>
@@ -189,13 +155,13 @@
           <w:b/>
           <w:color w:val="1A1A1A"/>
         </w:rPr>
-        <w:t>航空货运与物流Ⅲ</w:t>
+        <w:t>2.06万亿</w:t>
       </w:r>
       <w:r>
         <w:rPr>
           <w:rFonts w:ascii="Microsoft YaHei" w:hAnsi="Microsoft YaHei"/>
         </w:rPr>
-        <w:t xml:space="preserve"> 板块下跌 </w:t>
+        <w:t xml:space="preserve">（较前一交易日 +2,960亿）。市场呈现普涨格局，涨幅主要集中在 </w:t>
       </w:r>
       <w:r>
         <w:rPr>
@@ -203,13 +169,13 @@
           <w:b/>
           <w:color w:val="1A1A1A"/>
         </w:rPr>
-        <w:t>-1.00%</w:t>
+        <w:t>2%~3%</w:t>
       </w:r>
       <w:r>
         <w:rPr>
           <w:rFonts w:ascii="Microsoft YaHei" w:hAnsi="Microsoft YaHei"/>
         </w:rPr>
-        <w:t>，走势分化明显。工业板块整体承压（-2.77%），航空股在弱周期行业中相对抗跌。</w:t>
+        <w:t xml:space="preserve"> 区间，整体氛围偏向乐观。</w:t>
       </w:r>
     </w:p>
     <w:p>
@@ -288,7 +254,7 @@
                 <w:color w:val="1A1A1A"/>
                 <w:sz w:val="18"/>
               </w:rPr>
-              <w:t>数据</w:t>
+              <w:t>数值</w:t>
             </w:r>
           </w:p>
         </w:tc>
@@ -308,7 +274,7 @@
                 <w:rFonts w:ascii="Microsoft YaHei" w:hAnsi="Microsoft YaHei"/>
                 <w:sz w:val="18"/>
               </w:rPr>
-              <w:t>当前价</w:t>
+              <w:t>收盘价</w:t>
             </w:r>
           </w:p>
         </w:tc>
@@ -328,7 +294,7 @@
                 <w:color w:val="1A1A1A"/>
                 <w:sz w:val="18"/>
               </w:rPr>
-              <w:t>5.02元</w:t>
+              <w:t>5.02 元</w:t>
             </w:r>
           </w:p>
         </w:tc>
@@ -390,7 +356,7 @@
                 <w:rFonts w:ascii="Microsoft YaHei" w:hAnsi="Microsoft YaHei"/>
                 <w:sz w:val="18"/>
               </w:rPr>
-              <w:t>开盘/最高/最低</w:t>
+              <w:t>开盘价 / 最高 / 最低</w:t>
             </w:r>
           </w:p>
         </w:tc>
@@ -429,7 +395,87 @@
                 <w:rFonts w:ascii="Microsoft YaHei" w:hAnsi="Microsoft YaHei"/>
                 <w:sz w:val="18"/>
               </w:rPr>
-              <w:t>成交额</w:t>
+              <w:t>成交量（手）</w:t>
+            </w:r>
+          </w:p>
+        </w:tc>
+        <w:tc>
+          <w:tcPr>
+            <w:tcW w:type="dxa" w:w="4533"/>
+            <w:shd w:fill="F8F9FA" w:val="clear"/>
+          </w:tcPr>
+          <w:p>
+            <w:pPr>
+              <w:spacing w:before="40" w:after="40" w:line="288" w:lineRule="auto"/>
+            </w:pPr>
+            <w:r/>
+            <w:r>
+              <w:rPr>
+                <w:rFonts w:ascii="Microsoft YaHei" w:hAnsi="Microsoft YaHei"/>
+                <w:sz w:val="18"/>
+              </w:rPr>
+              <w:t>785,206</w:t>
+            </w:r>
+          </w:p>
+        </w:tc>
+      </w:tr>
+      <w:tr>
+        <w:tc>
+          <w:tcPr>
+            <w:tcW w:type="dxa" w:w="4533"/>
+          </w:tcPr>
+          <w:p>
+            <w:pPr>
+              <w:spacing w:before="40" w:after="40" w:line="288" w:lineRule="auto"/>
+            </w:pPr>
+            <w:r/>
+            <w:r>
+              <w:rPr>
+                <w:rFonts w:ascii="Microsoft YaHei" w:hAnsi="Microsoft YaHei"/>
+                <w:sz w:val="18"/>
+              </w:rPr>
+              <w:t>成交额（万元）</w:t>
+            </w:r>
+          </w:p>
+        </w:tc>
+        <w:tc>
+          <w:tcPr>
+            <w:tcW w:type="dxa" w:w="4533"/>
+          </w:tcPr>
+          <w:p>
+            <w:pPr>
+              <w:spacing w:before="40" w:after="40" w:line="288" w:lineRule="auto"/>
+            </w:pPr>
+            <w:r/>
+            <w:r>
+              <w:rPr>
+                <w:rFonts w:ascii="Microsoft YaHei" w:hAnsi="Microsoft YaHei"/>
+                <w:b/>
+                <w:color w:val="1A1A1A"/>
+                <w:sz w:val="18"/>
+              </w:rPr>
+              <w:t>39,279</w:t>
+            </w:r>
+          </w:p>
+        </w:tc>
+      </w:tr>
+      <w:tr>
+        <w:tc>
+          <w:tcPr>
+            <w:tcW w:type="dxa" w:w="4533"/>
+            <w:shd w:fill="F8F9FA" w:val="clear"/>
+          </w:tcPr>
+          <w:p>
+            <w:pPr>
+              <w:spacing w:before="40" w:after="40" w:line="288" w:lineRule="auto"/>
+            </w:pPr>
+            <w:r/>
+            <w:r>
+              <w:rPr>
+                <w:rFonts w:ascii="Microsoft YaHei" w:hAnsi="Microsoft YaHei"/>
+                <w:sz w:val="18"/>
+              </w:rPr>
+              <w:t>换手率</w:t>
             </w:r>
           </w:p>
         </w:tc>
@@ -450,7 +496,7 @@
                 <w:color w:val="1A1A1A"/>
                 <w:sz w:val="18"/>
               </w:rPr>
-              <w:t>3,927.90万元</w:t>
+              <w:t>0.58%</w:t>
             </w:r>
           </w:p>
         </w:tc>
@@ -470,7 +516,7 @@
                 <w:rFonts w:ascii="Microsoft YaHei" w:hAnsi="Microsoft YaHei"/>
                 <w:sz w:val="18"/>
               </w:rPr>
-              <w:t>换手率</w:t>
+              <w:t>振幅</w:t>
             </w:r>
           </w:p>
         </w:tc>
@@ -486,11 +532,9 @@
             <w:r>
               <w:rPr>
                 <w:rFonts w:ascii="Microsoft YaHei" w:hAnsi="Microsoft YaHei"/>
-                <w:b/>
-                <w:color w:val="1A1A1A"/>
                 <w:sz w:val="18"/>
               </w:rPr>
-              <w:t>0.58%</w:t>
+              <w:t>1.6%</w:t>
             </w:r>
           </w:p>
         </w:tc>
@@ -528,8 +572,6 @@
             <w:r>
               <w:rPr>
                 <w:rFonts w:ascii="Microsoft YaHei" w:hAnsi="Microsoft YaHei"/>
-                <w:b/>
-                <w:color w:val="1A1A1A"/>
                 <w:sz w:val="18"/>
               </w:rPr>
               <w:t>1.06</w:t>
@@ -634,7 +676,7 @@
                 <w:rFonts w:ascii="Microsoft YaHei" w:hAnsi="Microsoft YaHei"/>
                 <w:sz w:val="18"/>
               </w:rPr>
-              <w:t>总市值</w:t>
+              <w:t>总市值 / 流通市值（亿元）</w:t>
             </w:r>
           </w:p>
         </w:tc>
@@ -650,11 +692,9 @@
             <w:r>
               <w:rPr>
                 <w:rFonts w:ascii="Microsoft YaHei" w:hAnsi="Microsoft YaHei"/>
-                <w:b/>
-                <w:color w:val="1A1A1A"/>
                 <w:sz w:val="18"/>
               </w:rPr>
-              <w:t>909.67亿元</w:t>
+              <w:t>909.67 / 676.54</w:t>
             </w:r>
           </w:p>
         </w:tc>
@@ -666,7 +706,7 @@
         <w:rPr>
           <w:rFonts w:ascii="Microsoft YaHei" w:hAnsi="Microsoft YaHei"/>
         </w:rPr>
-        <w:t xml:space="preserve">股价早盘小幅高开（4.98 → 5.02），盘中最低探至 </w:t>
+        <w:t xml:space="preserve">南方航空今日小幅高开后震荡上行，早盘最高触及 </w:t>
       </w:r>
       <w:r>
         <w:rPr>
@@ -674,13 +714,41 @@
           <w:b/>
           <w:color w:val="1A1A1A"/>
         </w:rPr>
-        <w:t>4.96</w:t>
+        <w:t>5.04 元</w:t>
       </w:r>
       <w:r>
         <w:rPr>
           <w:rFonts w:ascii="Microsoft YaHei" w:hAnsi="Microsoft YaHei"/>
         </w:rPr>
-        <w:t xml:space="preserve">，随后震荡回升至5.02收盘，涨幅 </w:t>
+        <w:t xml:space="preserve">，最低探至 </w:t>
+      </w:r>
+      <w:r>
+        <w:rPr>
+          <w:rFonts w:ascii="Microsoft YaHei" w:hAnsi="Microsoft YaHei"/>
+          <w:b/>
+          <w:color w:val="1A1A1A"/>
+        </w:rPr>
+        <w:t>4.96 元</w:t>
+      </w:r>
+      <w:r>
+        <w:rPr>
+          <w:rFonts w:ascii="Microsoft YaHei" w:hAnsi="Microsoft YaHei"/>
+        </w:rPr>
+        <w:t xml:space="preserve">，最终收于 </w:t>
+      </w:r>
+      <w:r>
+        <w:rPr>
+          <w:rFonts w:ascii="Microsoft YaHei" w:hAnsi="Microsoft YaHei"/>
+          <w:b/>
+          <w:color w:val="1A1A1A"/>
+        </w:rPr>
+        <w:t>5.02 元</w:t>
+      </w:r>
+      <w:r>
+        <w:rPr>
+          <w:rFonts w:ascii="Microsoft YaHei" w:hAnsi="Microsoft YaHei"/>
+        </w:rPr>
+        <w:t xml:space="preserve">，涨幅 </w:t>
       </w:r>
       <w:r>
         <w:rPr>
@@ -694,7 +762,7 @@
         <w:rPr>
           <w:rFonts w:ascii="Microsoft YaHei" w:hAnsi="Microsoft YaHei"/>
         </w:rPr>
-        <w:t xml:space="preserve">。振幅仅 </w:t>
+        <w:t xml:space="preserve">，跑输大盘整体涨幅。成交额 </w:t>
       </w:r>
       <w:r>
         <w:rPr>
@@ -702,29 +770,13 @@
           <w:b/>
           <w:color w:val="1A1A1A"/>
         </w:rPr>
-        <w:t>1.6%</w:t>
+        <w:t>3.93 亿元</w:t>
       </w:r>
       <w:r>
         <w:rPr>
           <w:rFonts w:ascii="Microsoft YaHei" w:hAnsi="Microsoft YaHei"/>
         </w:rPr>
-        <w:t>，波动区间狭窄，说明多空双方在当前价位附近博弈较为平衡。</w:t>
-      </w:r>
-    </w:p>
-    <w:p>
-      <w:r>
-        <w:rPr>
-          <w:rFonts w:ascii="Microsoft YaHei" w:hAnsi="Microsoft YaHei"/>
-          <w:b/>
-          <w:color w:val="1A1A1A"/>
-        </w:rPr>
-        <w:t>换手率方面</w:t>
-      </w:r>
-      <w:r>
-        <w:rPr>
-          <w:rFonts w:ascii="Microsoft YaHei" w:hAnsi="Microsoft YaHei"/>
-        </w:rPr>
-        <w:t xml:space="preserve">，半日换手率 </w:t>
+        <w:t xml:space="preserve">，换手率 </w:t>
       </w:r>
       <w:r>
         <w:rPr>
@@ -738,21 +790,7 @@
         <w:rPr>
           <w:rFonts w:ascii="Microsoft YaHei" w:hAnsi="Microsoft YaHei"/>
         </w:rPr>
-        <w:t xml:space="preserve"> 已接近昨日全日 </w:t>
-      </w:r>
-      <w:r>
-        <w:rPr>
-          <w:rFonts w:ascii="Microsoft YaHei" w:hAnsi="Microsoft YaHei"/>
-          <w:b/>
-          <w:color w:val="1A1A1A"/>
-        </w:rPr>
-        <w:t>0.65%</w:t>
-      </w:r>
-      <w:r>
-        <w:rPr>
-          <w:rFonts w:ascii="Microsoft YaHei" w:hAnsi="Microsoft YaHei"/>
-        </w:rPr>
-        <w:t xml:space="preserve">，量比 </w:t>
+        <w:t xml:space="preserve">，较上一交易日（0.65%）略有收缩，量比 </w:t>
       </w:r>
       <w:r>
         <w:rPr>
@@ -766,23 +804,15 @@
         <w:rPr>
           <w:rFonts w:ascii="Microsoft YaHei" w:hAnsi="Microsoft YaHei"/>
         </w:rPr>
-        <w:t xml:space="preserve"> 显示交投温和放量，市场关注度有所回升。</w:t>
+        <w:t xml:space="preserve"> 显示交投活跃度与近期均值基本持平。</w:t>
       </w:r>
     </w:p>
     <w:p>
       <w:r>
         <w:rPr>
           <w:rFonts w:ascii="Microsoft YaHei" w:hAnsi="Microsoft YaHei"/>
-          <w:b/>
-          <w:color w:val="1A1A1A"/>
         </w:rPr>
-        <w:t>估值层面</w:t>
-      </w:r>
-      <w:r>
-        <w:rPr>
-          <w:rFonts w:ascii="Microsoft YaHei" w:hAnsi="Microsoft YaHei"/>
-        </w:rPr>
-        <w:t xml:space="preserve">，动态市盈率 </w:t>
+        <w:t xml:space="preserve">估值方面，动态市盈率 </w:t>
       </w:r>
       <w:r>
         <w:rPr>
@@ -790,13 +820,13 @@
           <w:b/>
           <w:color w:val="1A1A1A"/>
         </w:rPr>
-        <w:t>15.36倍</w:t>
+        <w:t>15.36</w:t>
       </w:r>
       <w:r>
         <w:rPr>
           <w:rFonts w:ascii="Microsoft YaHei" w:hAnsi="Microsoft YaHei"/>
         </w:rPr>
-        <w:t xml:space="preserve">，市净率 </w:t>
+        <w:t xml:space="preserve">，远低于上一交易日日终静态市盈率 </w:t>
       </w:r>
       <w:r>
         <w:rPr>
@@ -804,27 +834,13 @@
           <w:b/>
           <w:color w:val="1A1A1A"/>
         </w:rPr>
-        <w:t>2.45倍</w:t>
+        <w:t>108.68</w:t>
       </w:r>
       <w:r>
         <w:rPr>
           <w:rFonts w:ascii="Microsoft YaHei" w:hAnsi="Microsoft YaHei"/>
         </w:rPr>
-        <w:t xml:space="preserve">。需注意的是昨日日终静态PE高达 </w:t>
-      </w:r>
-      <w:r>
-        <w:rPr>
-          <w:rFonts w:ascii="Microsoft YaHei" w:hAnsi="Microsoft YaHei"/>
-          <w:b/>
-          <w:color w:val="1A1A1A"/>
-        </w:rPr>
-        <w:t>108.68倍</w:t>
-      </w:r>
-      <w:r>
-        <w:rPr>
-          <w:rFonts w:ascii="Microsoft YaHei" w:hAnsi="Microsoft YaHei"/>
-        </w:rPr>
-        <w:t>，说明去年业绩基数极低，而动态PE已大幅回落至15倍区间，市场对公司盈利修复已有一定预期。</w:t>
+        <w:t>，说明随着财报数据更新，公司盈利预期正在修复，估值压力有所缓解。</w:t>
       </w:r>
     </w:p>
     <w:p>
@@ -863,7 +879,7 @@
           <w:color w:val="333333"/>
           <w:sz w:val="24"/>
         </w:rPr>
-        <w:t>今日盘中资金流向（逐分钟统计）</w:t>
+        <w:t>今日资金流向（逐分钟统计）</w:t>
       </w:r>
     </w:p>
     <w:tbl>
@@ -896,7 +912,7 @@
                 <w:color w:val="1A1A1A"/>
                 <w:sz w:val="18"/>
               </w:rPr>
-              <w:t>指标</w:t>
+              <w:t>维度</w:t>
             </w:r>
           </w:p>
         </w:tc>
@@ -957,7 +973,7 @@
                 <w:color w:val="1A1A1A"/>
                 <w:sz w:val="18"/>
               </w:rPr>
-              <w:t>净流入 +2,265.59万元</w:t>
+              <w:t>净流入 +9,083.39 万元</w:t>
             </w:r>
           </w:p>
         </w:tc>
@@ -978,7 +994,7 @@
                 <w:rFonts w:ascii="Microsoft YaHei" w:hAnsi="Microsoft YaHei"/>
                 <w:sz w:val="18"/>
               </w:rPr>
-              <w:t>流入分钟数 / 流出分钟数</w:t>
+              <w:t>资金流入分钟数</w:t>
             </w:r>
           </w:p>
         </w:tc>
@@ -997,7 +1013,23 @@
                 <w:rFonts w:ascii="Microsoft YaHei" w:hAnsi="Microsoft YaHei"/>
                 <w:sz w:val="18"/>
               </w:rPr>
-              <w:t>56分钟 / 57分钟</w:t>
+              <w:t xml:space="preserve">125 分钟（占比 </w:t>
+            </w:r>
+            <w:r>
+              <w:rPr>
+                <w:rFonts w:ascii="Microsoft YaHei" w:hAnsi="Microsoft YaHei"/>
+                <w:b/>
+                <w:color w:val="1A1A1A"/>
+                <w:sz w:val="18"/>
+              </w:rPr>
+              <w:t>60.4%</w:t>
+            </w:r>
+            <w:r>
+              <w:rPr>
+                <w:rFonts w:ascii="Microsoft YaHei" w:hAnsi="Microsoft YaHei"/>
+                <w:sz w:val="18"/>
+              </w:rPr>
+              <w:t>）</w:t>
             </w:r>
           </w:p>
         </w:tc>
@@ -1017,7 +1049,7 @@
                 <w:rFonts w:ascii="Microsoft YaHei" w:hAnsi="Microsoft YaHei"/>
                 <w:sz w:val="18"/>
               </w:rPr>
-              <w:t>最大单分钟流入</w:t>
+              <w:t>资金流出分钟数</w:t>
             </w:r>
           </w:p>
         </w:tc>
@@ -1033,11 +1065,25 @@
             <w:r>
               <w:rPr>
                 <w:rFonts w:ascii="Microsoft YaHei" w:hAnsi="Microsoft YaHei"/>
+                <w:sz w:val="18"/>
+              </w:rPr>
+              <w:t xml:space="preserve">81 分钟（占比 </w:t>
+            </w:r>
+            <w:r>
+              <w:rPr>
+                <w:rFonts w:ascii="Microsoft YaHei" w:hAnsi="Microsoft YaHei"/>
                 <w:b/>
                 <w:color w:val="1A1A1A"/>
                 <w:sz w:val="18"/>
               </w:rPr>
-              <w:t>800.2万元</w:t>
+              <w:t>39.6%</w:t>
+            </w:r>
+            <w:r>
+              <w:rPr>
+                <w:rFonts w:ascii="Microsoft YaHei" w:hAnsi="Microsoft YaHei"/>
+                <w:sz w:val="18"/>
+              </w:rPr>
+              <w:t>）</w:t>
             </w:r>
           </w:p>
         </w:tc>
@@ -1058,7 +1104,7 @@
                 <w:rFonts w:ascii="Microsoft YaHei" w:hAnsi="Microsoft YaHei"/>
                 <w:sz w:val="18"/>
               </w:rPr>
-              <w:t>最大单分钟流出</w:t>
+              <w:t>最大单分钟流入</w:t>
             </w:r>
           </w:p>
         </w:tc>
@@ -1075,17 +1121,89 @@
             <w:r>
               <w:rPr>
                 <w:rFonts w:ascii="Microsoft YaHei" w:hAnsi="Microsoft YaHei"/>
-                <w:b/>
-                <w:color w:val="1A1A1A"/>
                 <w:sz w:val="18"/>
               </w:rPr>
-              <w:t>495.1万元</w:t>
+              <w:t>2,290.3 万元</w:t>
+            </w:r>
+          </w:p>
+        </w:tc>
+      </w:tr>
+      <w:tr>
+        <w:tc>
+          <w:tcPr>
+            <w:tcW w:type="dxa" w:w="4533"/>
+          </w:tcPr>
+          <w:p>
+            <w:pPr>
+              <w:spacing w:before="40" w:after="40" w:line="288" w:lineRule="auto"/>
+            </w:pPr>
+            <w:r/>
+            <w:r>
+              <w:rPr>
+                <w:rFonts w:ascii="Microsoft YaHei" w:hAnsi="Microsoft YaHei"/>
+                <w:sz w:val="18"/>
+              </w:rPr>
+              <w:t>最大单分钟流出</w:t>
+            </w:r>
+          </w:p>
+        </w:tc>
+        <w:tc>
+          <w:tcPr>
+            <w:tcW w:type="dxa" w:w="4533"/>
+          </w:tcPr>
+          <w:p>
+            <w:pPr>
+              <w:spacing w:before="40" w:after="40" w:line="288" w:lineRule="auto"/>
+            </w:pPr>
+            <w:r/>
+            <w:r>
+              <w:rPr>
+                <w:rFonts w:ascii="Microsoft YaHei" w:hAnsi="Microsoft YaHei"/>
+                <w:sz w:val="18"/>
+              </w:rPr>
+              <w:t>588.2 万元</w:t>
             </w:r>
           </w:p>
         </w:tc>
       </w:tr>
     </w:tbl>
     <w:p/>
+    <w:p>
+      <w:r>
+        <w:rPr>
+          <w:rFonts w:ascii="Microsoft YaHei" w:hAnsi="Microsoft YaHei"/>
+        </w:rPr>
+        <w:t xml:space="preserve">资金面呈现 </w:t>
+      </w:r>
+      <w:r>
+        <w:rPr>
+          <w:rFonts w:ascii="Microsoft YaHei" w:hAnsi="Microsoft YaHei"/>
+          <w:b/>
+          <w:color w:val="1A1A1A"/>
+        </w:rPr>
+        <w:t>明显净流入</w:t>
+      </w:r>
+      <w:r>
+        <w:rPr>
+          <w:rFonts w:ascii="Microsoft YaHei" w:hAnsi="Microsoft YaHei"/>
+        </w:rPr>
+        <w:t xml:space="preserve"> 态势，流入时长占比超 </w:t>
+      </w:r>
+      <w:r>
+        <w:rPr>
+          <w:rFonts w:ascii="Microsoft YaHei" w:hAnsi="Microsoft YaHei"/>
+          <w:b/>
+          <w:color w:val="1A1A1A"/>
+        </w:rPr>
+        <w:t>六成</w:t>
+      </w:r>
+      <w:r>
+        <w:rPr>
+          <w:rFonts w:ascii="Microsoft YaHei" w:hAnsi="Microsoft YaHei"/>
+        </w:rPr>
+        <w:t>，且最大单分钟流入额（2,290 万）远大于最大单分钟流出（588 万），显示盘中主动性买盘占据主导。</w:t>
+      </w:r>
+    </w:p>
     <w:p>
       <w:pPr>
         <w:spacing w:before="280" w:after="80" w:line="312" w:lineRule="auto"/>
@@ -1097,7 +1215,7 @@
           <w:color w:val="333333"/>
           <w:sz w:val="24"/>
         </w:rPr>
-        <w:t>上一个交易日资金细分</w:t>
+        <w:t>上一交易日资金细分（元）</w:t>
       </w:r>
     </w:p>
     <w:tbl>
@@ -1109,13 +1227,15 @@
         <w:tblLook w:firstColumn="1" w:firstRow="1" w:lastColumn="0" w:lastRow="0" w:noHBand="0" w:noVBand="1" w:val="04A0"/>
       </w:tblPr>
       <w:tblGrid>
-        <w:gridCol w:w="4533"/>
-        <w:gridCol w:w="4533"/>
+        <w:gridCol w:w="2266"/>
+        <w:gridCol w:w="2266"/>
+        <w:gridCol w:w="2266"/>
+        <w:gridCol w:w="2266"/>
       </w:tblGrid>
       <w:tr>
         <w:tc>
           <w:tcPr>
-            <w:tcW w:type="dxa" w:w="4533"/>
+            <w:tcW w:type="dxa" w:w="2266"/>
             <w:shd w:fill="F6F8FA" w:val="clear"/>
           </w:tcPr>
           <w:p>
@@ -1136,7 +1256,7 @@
         </w:tc>
         <w:tc>
           <w:tcPr>
-            <w:tcW w:type="dxa" w:w="4533"/>
+            <w:tcW w:type="dxa" w:w="2266"/>
             <w:shd w:fill="F6F8FA" w:val="clear"/>
           </w:tcPr>
           <w:p>
@@ -1151,33 +1271,14 @@
                 <w:color w:val="1A1A1A"/>
                 <w:sz w:val="18"/>
               </w:rPr>
-              <w:t>净额（元）</w:t>
-            </w:r>
-          </w:p>
-        </w:tc>
-      </w:tr>
-      <w:tr>
-        <w:tc>
-          <w:tcPr>
-            <w:tcW w:type="dxa" w:w="4533"/>
-          </w:tcPr>
-          <w:p>
-            <w:pPr>
-              <w:spacing w:before="40" w:after="40" w:line="288" w:lineRule="auto"/>
-            </w:pPr>
-            <w:r/>
-            <w:r>
-              <w:rPr>
-                <w:rFonts w:ascii="Microsoft YaHei" w:hAnsi="Microsoft YaHei"/>
-                <w:sz w:val="18"/>
-              </w:rPr>
-              <w:t>大单净额</w:t>
+              <w:t>净额</w:t>
             </w:r>
           </w:p>
         </w:tc>
         <w:tc>
           <w:tcPr>
-            <w:tcW w:type="dxa" w:w="4533"/>
+            <w:tcW w:type="dxa" w:w="2266"/>
+            <w:shd w:fill="F6F8FA" w:val="clear"/>
           </w:tcPr>
           <w:p>
             <w:pPr>
@@ -1191,7 +1292,28 @@
                 <w:color w:val="1A1A1A"/>
                 <w:sz w:val="18"/>
               </w:rPr>
-              <w:t>+328.47万</w:t>
+              <w:t>买入</w:t>
+            </w:r>
+          </w:p>
+        </w:tc>
+        <w:tc>
+          <w:tcPr>
+            <w:tcW w:type="dxa" w:w="2266"/>
+            <w:shd w:fill="F6F8FA" w:val="clear"/>
+          </w:tcPr>
+          <w:p>
+            <w:pPr>
+              <w:spacing w:before="40" w:after="40" w:line="288" w:lineRule="auto"/>
+            </w:pPr>
+            <w:r/>
+            <w:r>
+              <w:rPr>
+                <w:rFonts w:ascii="Microsoft YaHei" w:hAnsi="Microsoft YaHei"/>
+                <w:b/>
+                <w:color w:val="1A1A1A"/>
+                <w:sz w:val="18"/>
+              </w:rPr>
+              <w:t>卖出</w:t>
             </w:r>
           </w:p>
         </w:tc>
@@ -1199,7 +1321,83 @@
       <w:tr>
         <w:tc>
           <w:tcPr>
-            <w:tcW w:type="dxa" w:w="4533"/>
+            <w:tcW w:type="dxa" w:w="2266"/>
+          </w:tcPr>
+          <w:p>
+            <w:pPr>
+              <w:spacing w:before="40" w:after="40" w:line="288" w:lineRule="auto"/>
+            </w:pPr>
+            <w:r/>
+            <w:r>
+              <w:rPr>
+                <w:rFonts w:ascii="Microsoft YaHei" w:hAnsi="Microsoft YaHei"/>
+                <w:sz w:val="18"/>
+              </w:rPr>
+              <w:t>大单</w:t>
+            </w:r>
+          </w:p>
+        </w:tc>
+        <w:tc>
+          <w:tcPr>
+            <w:tcW w:type="dxa" w:w="2266"/>
+          </w:tcPr>
+          <w:p>
+            <w:pPr>
+              <w:spacing w:before="40" w:after="40" w:line="288" w:lineRule="auto"/>
+            </w:pPr>
+            <w:r/>
+            <w:r>
+              <w:rPr>
+                <w:rFonts w:ascii="Microsoft YaHei" w:hAnsi="Microsoft YaHei"/>
+                <w:b/>
+                <w:color w:val="1A1A1A"/>
+                <w:sz w:val="18"/>
+              </w:rPr>
+              <w:t>+4,817.50 万</w:t>
+            </w:r>
+          </w:p>
+        </w:tc>
+        <w:tc>
+          <w:tcPr>
+            <w:tcW w:type="dxa" w:w="2266"/>
+          </w:tcPr>
+          <w:p>
+            <w:pPr>
+              <w:spacing w:before="40" w:after="40" w:line="288" w:lineRule="auto"/>
+            </w:pPr>
+            <w:r/>
+            <w:r>
+              <w:rPr>
+                <w:rFonts w:ascii="Microsoft YaHei" w:hAnsi="Microsoft YaHei"/>
+                <w:sz w:val="18"/>
+              </w:rPr>
+              <w:t>1.10 亿</w:t>
+            </w:r>
+          </w:p>
+        </w:tc>
+        <w:tc>
+          <w:tcPr>
+            <w:tcW w:type="dxa" w:w="2266"/>
+          </w:tcPr>
+          <w:p>
+            <w:pPr>
+              <w:spacing w:before="40" w:after="40" w:line="288" w:lineRule="auto"/>
+            </w:pPr>
+            <w:r/>
+            <w:r>
+              <w:rPr>
+                <w:rFonts w:ascii="Microsoft YaHei" w:hAnsi="Microsoft YaHei"/>
+                <w:sz w:val="18"/>
+              </w:rPr>
+              <w:t>6,171.88 万</w:t>
+            </w:r>
+          </w:p>
+        </w:tc>
+      </w:tr>
+      <w:tr>
+        <w:tc>
+          <w:tcPr>
+            <w:tcW w:type="dxa" w:w="2266"/>
             <w:shd w:fill="F8F9FA" w:val="clear"/>
           </w:tcPr>
           <w:p>
@@ -1212,13 +1410,13 @@
                 <w:rFonts w:ascii="Microsoft YaHei" w:hAnsi="Microsoft YaHei"/>
                 <w:sz w:val="18"/>
               </w:rPr>
-              <w:t>中单净额</w:t>
+              <w:t>中单</w:t>
             </w:r>
           </w:p>
         </w:tc>
         <w:tc>
           <w:tcPr>
-            <w:tcW w:type="dxa" w:w="4533"/>
+            <w:tcW w:type="dxa" w:w="2266"/>
             <w:shd w:fill="F8F9FA" w:val="clear"/>
           </w:tcPr>
           <w:p>
@@ -1233,15 +1431,14 @@
                 <w:color w:val="1A1A1A"/>
                 <w:sz w:val="18"/>
               </w:rPr>
-              <w:t>+1,873.25万</w:t>
+              <w:t>+3,350.11 万</w:t>
             </w:r>
           </w:p>
         </w:tc>
-      </w:tr>
-      <w:tr>
         <w:tc>
           <w:tcPr>
-            <w:tcW w:type="dxa" w:w="4533"/>
+            <w:tcW w:type="dxa" w:w="2266"/>
+            <w:shd w:fill="F8F9FA" w:val="clear"/>
           </w:tcPr>
           <w:p>
             <w:pPr>
@@ -1253,13 +1450,52 @@
                 <w:rFonts w:ascii="Microsoft YaHei" w:hAnsi="Microsoft YaHei"/>
                 <w:sz w:val="18"/>
               </w:rPr>
-              <w:t>小单净额</w:t>
+              <w:t>9,914.26 万</w:t>
             </w:r>
           </w:p>
         </w:tc>
         <w:tc>
           <w:tcPr>
-            <w:tcW w:type="dxa" w:w="4533"/>
+            <w:tcW w:type="dxa" w:w="2266"/>
+            <w:shd w:fill="F8F9FA" w:val="clear"/>
+          </w:tcPr>
+          <w:p>
+            <w:pPr>
+              <w:spacing w:before="40" w:after="40" w:line="288" w:lineRule="auto"/>
+            </w:pPr>
+            <w:r/>
+            <w:r>
+              <w:rPr>
+                <w:rFonts w:ascii="Microsoft YaHei" w:hAnsi="Microsoft YaHei"/>
+                <w:sz w:val="18"/>
+              </w:rPr>
+              <w:t>6,564.15 万</w:t>
+            </w:r>
+          </w:p>
+        </w:tc>
+      </w:tr>
+      <w:tr>
+        <w:tc>
+          <w:tcPr>
+            <w:tcW w:type="dxa" w:w="2266"/>
+          </w:tcPr>
+          <w:p>
+            <w:pPr>
+              <w:spacing w:before="40" w:after="40" w:line="288" w:lineRule="auto"/>
+            </w:pPr>
+            <w:r/>
+            <w:r>
+              <w:rPr>
+                <w:rFonts w:ascii="Microsoft YaHei" w:hAnsi="Microsoft YaHei"/>
+                <w:sz w:val="18"/>
+              </w:rPr>
+              <w:t>小单</w:t>
+            </w:r>
+          </w:p>
+        </w:tc>
+        <w:tc>
+          <w:tcPr>
+            <w:tcW w:type="dxa" w:w="2266"/>
           </w:tcPr>
           <w:p>
             <w:pPr>
@@ -1273,7 +1509,43 @@
                 <w:color w:val="1A1A1A"/>
                 <w:sz w:val="18"/>
               </w:rPr>
-              <w:t>+64.08万</w:t>
+              <w:t>+915.77 万</w:t>
+            </w:r>
+          </w:p>
+        </w:tc>
+        <w:tc>
+          <w:tcPr>
+            <w:tcW w:type="dxa" w:w="2266"/>
+          </w:tcPr>
+          <w:p>
+            <w:pPr>
+              <w:spacing w:before="40" w:after="40" w:line="288" w:lineRule="auto"/>
+            </w:pPr>
+            <w:r/>
+            <w:r>
+              <w:rPr>
+                <w:rFonts w:ascii="Microsoft YaHei" w:hAnsi="Microsoft YaHei"/>
+                <w:sz w:val="18"/>
+              </w:rPr>
+              <w:t>4,076.62 万</w:t>
+            </w:r>
+          </w:p>
+        </w:tc>
+        <w:tc>
+          <w:tcPr>
+            <w:tcW w:type="dxa" w:w="2266"/>
+          </w:tcPr>
+          <w:p>
+            <w:pPr>
+              <w:spacing w:before="40" w:after="40" w:line="288" w:lineRule="auto"/>
+            </w:pPr>
+            <w:r/>
+            <w:r>
+              <w:rPr>
+                <w:rFonts w:ascii="Microsoft YaHei" w:hAnsi="Microsoft YaHei"/>
+                <w:sz w:val="18"/>
+              </w:rPr>
+              <w:t>3,160.85 万</w:t>
             </w:r>
           </w:p>
         </w:tc>
@@ -1281,7 +1553,7 @@
       <w:tr>
         <w:tc>
           <w:tcPr>
-            <w:tcW w:type="dxa" w:w="4533"/>
+            <w:tcW w:type="dxa" w:w="2266"/>
             <w:shd w:fill="F8F9FA" w:val="clear"/>
           </w:tcPr>
           <w:p>
@@ -1302,7 +1574,7 @@
         </w:tc>
         <w:tc>
           <w:tcPr>
-            <w:tcW w:type="dxa" w:w="4533"/>
+            <w:tcW w:type="dxa" w:w="2266"/>
             <w:shd w:fill="F8F9FA" w:val="clear"/>
           </w:tcPr>
           <w:p>
@@ -1317,7 +1589,45 @@
                 <w:color w:val="1A1A1A"/>
                 <w:sz w:val="18"/>
               </w:rPr>
-              <w:t>+2,265.80万</w:t>
+              <w:t>+9,083.39 万</w:t>
+            </w:r>
+          </w:p>
+        </w:tc>
+        <w:tc>
+          <w:tcPr>
+            <w:tcW w:type="dxa" w:w="2266"/>
+            <w:shd w:fill="F8F9FA" w:val="clear"/>
+          </w:tcPr>
+          <w:p>
+            <w:pPr>
+              <w:spacing w:before="40" w:after="40" w:line="288" w:lineRule="auto"/>
+            </w:pPr>
+            <w:r/>
+            <w:r>
+              <w:rPr>
+                <w:rFonts w:ascii="Microsoft YaHei" w:hAnsi="Microsoft YaHei"/>
+                <w:sz w:val="18"/>
+              </w:rPr>
+              <w:t>—</w:t>
+            </w:r>
+          </w:p>
+        </w:tc>
+        <w:tc>
+          <w:tcPr>
+            <w:tcW w:type="dxa" w:w="2266"/>
+            <w:shd w:fill="F8F9FA" w:val="clear"/>
+          </w:tcPr>
+          <w:p>
+            <w:pPr>
+              <w:spacing w:before="40" w:after="40" w:line="288" w:lineRule="auto"/>
+            </w:pPr>
+            <w:r/>
+            <w:r>
+              <w:rPr>
+                <w:rFonts w:ascii="Microsoft YaHei" w:hAnsi="Microsoft YaHei"/>
+                <w:sz w:val="18"/>
+              </w:rPr>
+              <w:t>—</w:t>
             </w:r>
           </w:p>
         </w:tc>
@@ -1328,16 +1638,8 @@
       <w:r>
         <w:rPr>
           <w:rFonts w:ascii="Microsoft YaHei" w:hAnsi="Microsoft YaHei"/>
-          <w:b/>
-          <w:color w:val="1A1A1A"/>
         </w:rPr>
-        <w:t>资金面整体呈净流入态势</w:t>
-      </w:r>
-      <w:r>
-        <w:rPr>
-          <w:rFonts w:ascii="Microsoft YaHei" w:hAnsi="Microsoft YaHei"/>
-        </w:rPr>
-        <w:t xml:space="preserve">。昨日大、中、小单全面净流入，合计净额达 </w:t>
+        <w:t xml:space="preserve">大小单 </w:t>
       </w:r>
       <w:r>
         <w:rPr>
@@ -1345,13 +1647,46 @@
           <w:b/>
           <w:color w:val="1A1A1A"/>
         </w:rPr>
-        <w:t>+2,265.80万元</w:t>
+        <w:t>全线净流入</w:t>
       </w:r>
       <w:r>
         <w:rPr>
           <w:rFonts w:ascii="Microsoft YaHei" w:hAnsi="Microsoft YaHei"/>
         </w:rPr>
-        <w:t>，其中中单贡献最大（+1,873万）。今日盘中延续净流入趋势，</w:t>
+        <w:t>，且大单净流入最为显著（+4,817 万），说明机构资金态度积极。中单净流入超 3,350 万，也反映出市场参与度较高。</w:t>
+      </w:r>
+    </w:p>
+    <w:p>
+      <w:pPr>
+        <w:spacing w:before="280" w:after="80" w:line="312" w:lineRule="auto"/>
+      </w:pPr>
+      <w:r>
+        <w:rPr>
+          <w:rFonts w:ascii="Microsoft YaHei" w:hAnsi="Microsoft YaHei"/>
+          <w:b/>
+          <w:color w:val="333333"/>
+          <w:sz w:val="24"/>
+        </w:rPr>
+        <w:t>融资融券（上一交易日日终）</w:t>
+      </w:r>
+    </w:p>
+    <w:p>
+      <w:pPr>
+        <w:pStyle w:val="ListBullet"/>
+      </w:pPr>
+      <w:r>
+        <w:rPr>
+          <w:rFonts w:ascii="Microsoft YaHei" w:hAnsi="Microsoft YaHei"/>
+          <w:b/>
+          <w:color w:val="1A1A1A"/>
+        </w:rPr>
+        <w:t>融资余额</w:t>
+      </w:r>
+      <w:r>
+        <w:rPr>
+          <w:rFonts w:ascii="Microsoft YaHei" w:hAnsi="Microsoft YaHei"/>
+        </w:rPr>
+        <w:t xml:space="preserve">: 6.74 亿（较前日 </w:t>
       </w:r>
       <w:r>
         <w:rPr>
@@ -1359,29 +1694,32 @@
           <w:b/>
           <w:color w:val="1A1A1A"/>
         </w:rPr>
-        <w:t>净流入2265.59万元</w:t>
+        <w:t>+0.47%</w:t>
       </w:r>
       <w:r>
         <w:rPr>
           <w:rFonts w:ascii="Microsoft YaHei" w:hAnsi="Microsoft YaHei"/>
         </w:rPr>
-        <w:t>，但流入/流出分钟数比为56:57，显示资金流入的持续性不强，呈间歇式脉冲特征。</w:t>
+        <w:t>）→ 杠杆资金温和加仓</w:t>
       </w:r>
     </w:p>
     <w:p>
+      <w:pPr>
+        <w:pStyle w:val="ListBullet"/>
+      </w:pPr>
       <w:r>
         <w:rPr>
           <w:rFonts w:ascii="Microsoft YaHei" w:hAnsi="Microsoft YaHei"/>
           <w:b/>
           <w:color w:val="1A1A1A"/>
         </w:rPr>
-        <w:t>融资融券方面</w:t>
+        <w:t>融券余额</w:t>
       </w:r>
       <w:r>
         <w:rPr>
           <w:rFonts w:ascii="Microsoft YaHei" w:hAnsi="Microsoft YaHei"/>
         </w:rPr>
-        <w:t xml:space="preserve">，昨日融资余额 </w:t>
+        <w:t xml:space="preserve">: 0.04 亿（较前日 </w:t>
       </w:r>
       <w:r>
         <w:rPr>
@@ -1389,27 +1727,21 @@
           <w:b/>
           <w:color w:val="1A1A1A"/>
         </w:rPr>
-        <w:t>6.74亿（环比+0.47%）</w:t>
+        <w:t>-0.31%</w:t>
       </w:r>
       <w:r>
         <w:rPr>
           <w:rFonts w:ascii="Microsoft YaHei" w:hAnsi="Microsoft YaHei"/>
         </w:rPr>
-        <w:t xml:space="preserve">，融券余额仅 </w:t>
+        <w:t>）→ 做空力量略有减弱</w:t>
       </w:r>
-      <w:r>
-        <w:rPr>
-          <w:rFonts w:ascii="Microsoft YaHei" w:hAnsi="Microsoft YaHei"/>
-          <w:b/>
-          <w:color w:val="1A1A1A"/>
-        </w:rPr>
-        <w:t>0.04亿（环比-0.31%）</w:t>
-      </w:r>
+    </w:p>
+    <w:p>
       <w:r>
         <w:rPr>
           <w:rFonts w:ascii="Microsoft YaHei" w:hAnsi="Microsoft YaHei"/>
         </w:rPr>
-        <w:t>，融资客小幅加仓，融券盘几乎可以忽略，做空压力极小。</w:t>
+        <w:t>融资余额保持小幅增长，融券余额微降，多空力量对比偏向多方。</w:t>
       </w:r>
     </w:p>
     <w:p>
@@ -1446,13 +1778,14 @@
         <w:tblLook w:firstColumn="1" w:firstRow="1" w:lastColumn="0" w:lastRow="0" w:noHBand="0" w:noVBand="1" w:val="04A0"/>
       </w:tblPr>
       <w:tblGrid>
-        <w:gridCol w:w="4533"/>
-        <w:gridCol w:w="4533"/>
+        <w:gridCol w:w="3022"/>
+        <w:gridCol w:w="3022"/>
+        <w:gridCol w:w="3022"/>
       </w:tblGrid>
       <w:tr>
         <w:tc>
           <w:tcPr>
-            <w:tcW w:type="dxa" w:w="4533"/>
+            <w:tcW w:type="dxa" w:w="3022"/>
             <w:shd w:fill="F6F8FA" w:val="clear"/>
           </w:tcPr>
           <w:p>
@@ -1473,7 +1806,7 @@
         </w:tc>
         <w:tc>
           <w:tcPr>
-            <w:tcW w:type="dxa" w:w="4533"/>
+            <w:tcW w:type="dxa" w:w="3022"/>
             <w:shd w:fill="F6F8FA" w:val="clear"/>
           </w:tcPr>
           <w:p>
@@ -1492,11 +1825,32 @@
             </w:r>
           </w:p>
         </w:tc>
+        <w:tc>
+          <w:tcPr>
+            <w:tcW w:type="dxa" w:w="3022"/>
+            <w:shd w:fill="F6F8FA" w:val="clear"/>
+          </w:tcPr>
+          <w:p>
+            <w:pPr>
+              <w:spacing w:before="40" w:after="40" w:line="288" w:lineRule="auto"/>
+            </w:pPr>
+            <w:r/>
+            <w:r>
+              <w:rPr>
+                <w:rFonts w:ascii="Microsoft YaHei" w:hAnsi="Microsoft YaHei"/>
+                <w:b/>
+                <w:color w:val="1A1A1A"/>
+                <w:sz w:val="18"/>
+              </w:rPr>
+              <w:t>偏离度</w:t>
+            </w:r>
+          </w:p>
+        </w:tc>
       </w:tr>
       <w:tr>
         <w:tc>
           <w:tcPr>
-            <w:tcW w:type="dxa" w:w="4533"/>
+            <w:tcW w:type="dxa" w:w="3022"/>
           </w:tcPr>
           <w:p>
             <w:pPr>
@@ -1508,13 +1862,13 @@
                 <w:rFonts w:ascii="Microsoft YaHei" w:hAnsi="Microsoft YaHei"/>
                 <w:sz w:val="18"/>
               </w:rPr>
-              <w:t>MA5（≈5.07）</w:t>
+              <w:t>MA5（5.07）</w:t>
             </w:r>
           </w:p>
         </w:tc>
         <w:tc>
           <w:tcPr>
-            <w:tcW w:type="dxa" w:w="4533"/>
+            <w:tcW w:type="dxa" w:w="3022"/>
           </w:tcPr>
           <w:p>
             <w:pPr>
@@ -1526,7 +1880,7 @@
                 <w:rFonts w:ascii="Microsoft YaHei" w:hAnsi="Microsoft YaHei"/>
                 <w:sz w:val="18"/>
               </w:rPr>
-              <w:t xml:space="preserve">当前价 </w:t>
+              <w:t xml:space="preserve">价格 </w:t>
             </w:r>
             <w:r>
               <w:rPr>
@@ -1535,7 +1889,34 @@
                 <w:color w:val="1A1A1A"/>
                 <w:sz w:val="18"/>
               </w:rPr>
-              <w:t>低于MA5约1.0%</w:t>
+              <w:t>低于</w:t>
+            </w:r>
+            <w:r>
+              <w:rPr>
+                <w:rFonts w:ascii="Microsoft YaHei" w:hAnsi="Microsoft YaHei"/>
+                <w:sz w:val="18"/>
+              </w:rPr>
+              <w:t xml:space="preserve"> 均线</w:t>
+            </w:r>
+          </w:p>
+        </w:tc>
+        <w:tc>
+          <w:tcPr>
+            <w:tcW w:type="dxa" w:w="3022"/>
+          </w:tcPr>
+          <w:p>
+            <w:pPr>
+              <w:spacing w:before="40" w:after="40" w:line="288" w:lineRule="auto"/>
+            </w:pPr>
+            <w:r/>
+            <w:r>
+              <w:rPr>
+                <w:rFonts w:ascii="Microsoft YaHei" w:hAnsi="Microsoft YaHei"/>
+                <w:b/>
+                <w:color w:val="1A1A1A"/>
+                <w:sz w:val="18"/>
+              </w:rPr>
+              <w:t>-1.0%</w:t>
             </w:r>
           </w:p>
         </w:tc>
@@ -1543,7 +1924,7 @@
       <w:tr>
         <w:tc>
           <w:tcPr>
-            <w:tcW w:type="dxa" w:w="4533"/>
+            <w:tcW w:type="dxa" w:w="3022"/>
             <w:shd w:fill="F8F9FA" w:val="clear"/>
           </w:tcPr>
           <w:p>
@@ -1556,13 +1937,13 @@
                 <w:rFonts w:ascii="Microsoft YaHei" w:hAnsi="Microsoft YaHei"/>
                 <w:sz w:val="18"/>
               </w:rPr>
-              <w:t>MA10（≈5.03）</w:t>
+              <w:t>MA10（5.03）</w:t>
             </w:r>
           </w:p>
         </w:tc>
         <w:tc>
           <w:tcPr>
-            <w:tcW w:type="dxa" w:w="4533"/>
+            <w:tcW w:type="dxa" w:w="3022"/>
             <w:shd w:fill="F8F9FA" w:val="clear"/>
           </w:tcPr>
           <w:p>
@@ -1575,7 +1956,7 @@
                 <w:rFonts w:ascii="Microsoft YaHei" w:hAnsi="Microsoft YaHei"/>
                 <w:sz w:val="18"/>
               </w:rPr>
-              <w:t xml:space="preserve">当前价 </w:t>
+              <w:t xml:space="preserve">价格 </w:t>
             </w:r>
             <w:r>
               <w:rPr>
@@ -1584,7 +1965,35 @@
                 <w:color w:val="1A1A1A"/>
                 <w:sz w:val="18"/>
               </w:rPr>
-              <w:t>贴近MA10，低于约0.2%</w:t>
+              <w:t>略低于</w:t>
+            </w:r>
+            <w:r>
+              <w:rPr>
+                <w:rFonts w:ascii="Microsoft YaHei" w:hAnsi="Microsoft YaHei"/>
+                <w:sz w:val="18"/>
+              </w:rPr>
+              <w:t xml:space="preserve"> 均线</w:t>
+            </w:r>
+          </w:p>
+        </w:tc>
+        <w:tc>
+          <w:tcPr>
+            <w:tcW w:type="dxa" w:w="3022"/>
+            <w:shd w:fill="F8F9FA" w:val="clear"/>
+          </w:tcPr>
+          <w:p>
+            <w:pPr>
+              <w:spacing w:before="40" w:after="40" w:line="288" w:lineRule="auto"/>
+            </w:pPr>
+            <w:r/>
+            <w:r>
+              <w:rPr>
+                <w:rFonts w:ascii="Microsoft YaHei" w:hAnsi="Microsoft YaHei"/>
+                <w:b/>
+                <w:color w:val="1A1A1A"/>
+                <w:sz w:val="18"/>
+              </w:rPr>
+              <w:t>-0.2%</w:t>
             </w:r>
           </w:p>
         </w:tc>
@@ -1592,7 +2001,7 @@
       <w:tr>
         <w:tc>
           <w:tcPr>
-            <w:tcW w:type="dxa" w:w="4533"/>
+            <w:tcW w:type="dxa" w:w="3022"/>
           </w:tcPr>
           <w:p>
             <w:pPr>
@@ -1604,13 +2013,13 @@
                 <w:rFonts w:ascii="Microsoft YaHei" w:hAnsi="Microsoft YaHei"/>
                 <w:sz w:val="18"/>
               </w:rPr>
-              <w:t>MA20/布林中轨（≈5.10）</w:t>
+              <w:t>MA20 / 布林中轨（5.10）</w:t>
             </w:r>
           </w:p>
         </w:tc>
         <w:tc>
           <w:tcPr>
-            <w:tcW w:type="dxa" w:w="4533"/>
+            <w:tcW w:type="dxa" w:w="3022"/>
           </w:tcPr>
           <w:p>
             <w:pPr>
@@ -1622,7 +2031,7 @@
                 <w:rFonts w:ascii="Microsoft YaHei" w:hAnsi="Microsoft YaHei"/>
                 <w:sz w:val="18"/>
               </w:rPr>
-              <w:t xml:space="preserve">当前价 </w:t>
+              <w:t xml:space="preserve">价格 </w:t>
             </w:r>
             <w:r>
               <w:rPr>
@@ -1631,7 +2040,34 @@
                 <w:color w:val="1A1A1A"/>
                 <w:sz w:val="18"/>
               </w:rPr>
-              <w:t>低于中轨约1.6%</w:t>
+              <w:t>低于</w:t>
+            </w:r>
+            <w:r>
+              <w:rPr>
+                <w:rFonts w:ascii="Microsoft YaHei" w:hAnsi="Microsoft YaHei"/>
+                <w:sz w:val="18"/>
+              </w:rPr>
+              <w:t xml:space="preserve"> 中轨</w:t>
+            </w:r>
+          </w:p>
+        </w:tc>
+        <w:tc>
+          <w:tcPr>
+            <w:tcW w:type="dxa" w:w="3022"/>
+          </w:tcPr>
+          <w:p>
+            <w:pPr>
+              <w:spacing w:before="40" w:after="40" w:line="288" w:lineRule="auto"/>
+            </w:pPr>
+            <w:r/>
+            <w:r>
+              <w:rPr>
+                <w:rFonts w:ascii="Microsoft YaHei" w:hAnsi="Microsoft YaHei"/>
+                <w:b/>
+                <w:color w:val="1A1A1A"/>
+                <w:sz w:val="18"/>
+              </w:rPr>
+              <w:t>-1.6%</w:t>
             </w:r>
           </w:p>
         </w:tc>
@@ -1639,7 +2075,7 @@
       <w:tr>
         <w:tc>
           <w:tcPr>
-            <w:tcW w:type="dxa" w:w="4533"/>
+            <w:tcW w:type="dxa" w:w="3022"/>
             <w:shd w:fill="F8F9FA" w:val="clear"/>
           </w:tcPr>
           <w:p>
@@ -1652,13 +2088,13 @@
                 <w:rFonts w:ascii="Microsoft YaHei" w:hAnsi="Microsoft YaHei"/>
                 <w:sz w:val="18"/>
               </w:rPr>
-              <w:t>布林带上轨</w:t>
+              <w:t>布林带上轨（5.32）</w:t>
             </w:r>
           </w:p>
         </w:tc>
         <w:tc>
           <w:tcPr>
-            <w:tcW w:type="dxa" w:w="4533"/>
+            <w:tcW w:type="dxa" w:w="3022"/>
             <w:shd w:fill="F8F9FA" w:val="clear"/>
           </w:tcPr>
           <w:p>
@@ -1671,15 +2107,14 @@
                 <w:rFonts w:ascii="Microsoft YaHei" w:hAnsi="Microsoft YaHei"/>
                 <w:sz w:val="18"/>
               </w:rPr>
-              <w:t>5.32</w:t>
+              <w:t>上方压力位</w:t>
             </w:r>
           </w:p>
         </w:tc>
-      </w:tr>
-      <w:tr>
         <w:tc>
           <w:tcPr>
-            <w:tcW w:type="dxa" w:w="4533"/>
+            <w:tcW w:type="dxa" w:w="3022"/>
+            <w:shd w:fill="F8F9FA" w:val="clear"/>
           </w:tcPr>
           <w:p>
             <w:pPr>
@@ -1691,13 +2126,15 @@
                 <w:rFonts w:ascii="Microsoft YaHei" w:hAnsi="Microsoft YaHei"/>
                 <w:sz w:val="18"/>
               </w:rPr>
-              <w:t>布林带下轨</w:t>
+              <w:t>+5.6%</w:t>
             </w:r>
           </w:p>
         </w:tc>
+      </w:tr>
+      <w:tr>
         <w:tc>
           <w:tcPr>
-            <w:tcW w:type="dxa" w:w="4533"/>
+            <w:tcW w:type="dxa" w:w="3022"/>
           </w:tcPr>
           <w:p>
             <w:pPr>
@@ -1709,7 +2146,43 @@
                 <w:rFonts w:ascii="Microsoft YaHei" w:hAnsi="Microsoft YaHei"/>
                 <w:sz w:val="18"/>
               </w:rPr>
-              <w:t>4.88</w:t>
+              <w:t>布林带下轨（4.88）</w:t>
+            </w:r>
+          </w:p>
+        </w:tc>
+        <w:tc>
+          <w:tcPr>
+            <w:tcW w:type="dxa" w:w="3022"/>
+          </w:tcPr>
+          <w:p>
+            <w:pPr>
+              <w:spacing w:before="40" w:after="40" w:line="288" w:lineRule="auto"/>
+            </w:pPr>
+            <w:r/>
+            <w:r>
+              <w:rPr>
+                <w:rFonts w:ascii="Microsoft YaHei" w:hAnsi="Microsoft YaHei"/>
+                <w:sz w:val="18"/>
+              </w:rPr>
+              <w:t>下方支撑位</w:t>
+            </w:r>
+          </w:p>
+        </w:tc>
+        <w:tc>
+          <w:tcPr>
+            <w:tcW w:type="dxa" w:w="3022"/>
+          </w:tcPr>
+          <w:p>
+            <w:pPr>
+              <w:spacing w:before="40" w:after="40" w:line="288" w:lineRule="auto"/>
+            </w:pPr>
+            <w:r/>
+            <w:r>
+              <w:rPr>
+                <w:rFonts w:ascii="Microsoft YaHei" w:hAnsi="Microsoft YaHei"/>
+                <w:sz w:val="18"/>
+              </w:rPr>
+              <w:t>-2.8%</w:t>
             </w:r>
           </w:p>
         </w:tc>
@@ -1723,7 +2196,7 @@
           <w:b/>
           <w:color w:val="1A1A1A"/>
         </w:rPr>
-        <w:t>技术形态偏弱但边际改善中：</w:t>
+        <w:t>技术研判：</w:t>
       </w:r>
     </w:p>
     <w:p>
@@ -1734,7 +2207,7 @@
         <w:rPr>
           <w:rFonts w:ascii="Microsoft YaHei" w:hAnsi="Microsoft YaHei"/>
         </w:rPr>
-        <w:t xml:space="preserve">股价 </w:t>
+        <w:t xml:space="preserve">当前股价 </w:t>
       </w:r>
       <w:r>
         <w:rPr>
@@ -1742,13 +2215,27 @@
           <w:b/>
           <w:color w:val="1A1A1A"/>
         </w:rPr>
-        <w:t>5.02</w:t>
+        <w:t>5.02 元</w:t>
       </w:r>
       <w:r>
         <w:rPr>
           <w:rFonts w:ascii="Microsoft YaHei" w:hAnsi="Microsoft YaHei"/>
         </w:rPr>
-        <w:t xml:space="preserve"> 仍在 MA5（5.07）和 MA20/布林中轨（5.10）下方运行，短线空头格局未改。</w:t>
+        <w:t xml:space="preserve"> 站上 MA10（5.03）附近，但尚未有效收复 MA5（5.07）和 MA20/中轨（5.10），短期均线系统呈 </w:t>
+      </w:r>
+      <w:r>
+        <w:rPr>
+          <w:rFonts w:ascii="Microsoft YaHei" w:hAnsi="Microsoft YaHei"/>
+          <w:b/>
+          <w:color w:val="1A1A1A"/>
+        </w:rPr>
+        <w:t>空头排列</w:t>
+      </w:r>
+      <w:r>
+        <w:rPr>
+          <w:rFonts w:ascii="Microsoft YaHei" w:hAnsi="Microsoft YaHei"/>
+        </w:rPr>
+        <w:t>。</w:t>
       </w:r>
     </w:p>
     <w:p>
@@ -1759,7 +2246,7 @@
         <w:rPr>
           <w:rFonts w:ascii="Microsoft YaHei" w:hAnsi="Microsoft YaHei"/>
         </w:rPr>
-        <w:t xml:space="preserve">但已 </w:t>
+        <w:t xml:space="preserve">价格位于布林带 </w:t>
       </w:r>
       <w:r>
         <w:rPr>
@@ -1767,27 +2254,13 @@
           <w:b/>
           <w:color w:val="1A1A1A"/>
         </w:rPr>
-        <w:t>突破并站稳MA10（5.03）附近</w:t>
+        <w:t>中轨与下轨之间偏下区域</w:t>
       </w:r>
       <w:r>
         <w:rPr>
           <w:rFonts w:ascii="Microsoft YaHei" w:hAnsi="Microsoft YaHei"/>
         </w:rPr>
-        <w:t xml:space="preserve">，仅差 </w:t>
-      </w:r>
-      <w:r>
-        <w:rPr>
-          <w:rFonts w:ascii="Microsoft YaHei" w:hAnsi="Microsoft YaHei"/>
-          <w:b/>
-          <w:color w:val="1A1A1A"/>
-        </w:rPr>
-        <w:t>0.01元</w:t>
-      </w:r>
-      <w:r>
-        <w:rPr>
-          <w:rFonts w:ascii="Microsoft YaHei" w:hAnsi="Microsoft YaHei"/>
-        </w:rPr>
-        <w:t>即可站上，这是短线转强的第一个信号。</w:t>
+        <w:t>，布林带中轨（5.10）构成短期关键阻力，下轨（4.88）提供支撑。</w:t>
       </w:r>
     </w:p>
     <w:p>
@@ -1798,7 +2271,7 @@
         <w:rPr>
           <w:rFonts w:ascii="Microsoft YaHei" w:hAnsi="Microsoft YaHei"/>
         </w:rPr>
-        <w:t xml:space="preserve">布林带中轨（5.10）为中期多空分水岭，当前偏离 </w:t>
+        <w:t xml:space="preserve">从偏离度看，与 MA10 仅差 </w:t>
       </w:r>
       <w:r>
         <w:rPr>
@@ -1806,24 +2279,13 @@
           <w:b/>
           <w:color w:val="1A1A1A"/>
         </w:rPr>
-        <w:t>-1.6%</w:t>
+        <w:t>0.2%</w:t>
       </w:r>
       <w:r>
         <w:rPr>
           <w:rFonts w:ascii="Microsoft YaHei" w:hAnsi="Microsoft YaHei"/>
         </w:rPr>
-        <w:t>，差距不大，若午后能放量上攻有望测试此位。</w:t>
-      </w:r>
-    </w:p>
-    <w:p>
-      <w:pPr>
-        <w:pStyle w:val="ListBullet"/>
-      </w:pPr>
-      <w:r>
-        <w:rPr>
-          <w:rFonts w:ascii="Microsoft YaHei" w:hAnsi="Microsoft YaHei"/>
-        </w:rPr>
-        <w:t xml:space="preserve">布林带下轨 </w:t>
+        <w:t xml:space="preserve">，技术面呈现 </w:t>
       </w:r>
       <w:r>
         <w:rPr>
@@ -1831,13 +2293,27 @@
           <w:b/>
           <w:color w:val="1A1A1A"/>
         </w:rPr>
-        <w:t>4.88</w:t>
+        <w:t>企稳试探</w:t>
       </w:r>
       <w:r>
         <w:rPr>
           <w:rFonts w:ascii="Microsoft YaHei" w:hAnsi="Microsoft YaHei"/>
         </w:rPr>
-        <w:t xml:space="preserve"> 构成强支撑，昨日最低价4.96已远离此位，短期破位风险较低。</w:t>
+        <w:t xml:space="preserve"> 特征，若午后能放量站上 </w:t>
+      </w:r>
+      <w:r>
+        <w:rPr>
+          <w:rFonts w:ascii="Microsoft YaHei" w:hAnsi="Microsoft YaHei"/>
+          <w:b/>
+          <w:color w:val="1A1A1A"/>
+        </w:rPr>
+        <w:t>5.03~5.07</w:t>
+      </w:r>
+      <w:r>
+        <w:rPr>
+          <w:rFonts w:ascii="Microsoft YaHei" w:hAnsi="Microsoft YaHei"/>
+        </w:rPr>
+        <w:t xml:space="preserve"> 区间，有望扭转短期弱势格局。</w:t>
       </w:r>
     </w:p>
     <w:p>
@@ -1865,332 +2341,14 @@
         <w:t>新闻资讯</w:t>
       </w:r>
     </w:p>
-    <w:tbl>
-      <w:tblPr>
-        <w:tblStyle w:val="TableGrid"/>
-        <w:tblW w:type="auto" w:w="0"/>
-        <w:jc w:val="center"/>
-        <w:tblLayout w:type="autofit"/>
-        <w:tblLook w:firstColumn="1" w:firstRow="1" w:lastColumn="0" w:lastRow="0" w:noHBand="0" w:noVBand="1" w:val="04A0"/>
-      </w:tblPr>
-      <w:tblGrid>
-        <w:gridCol w:w="4533"/>
-        <w:gridCol w:w="4533"/>
-      </w:tblGrid>
-      <w:tr>
-        <w:tc>
-          <w:tcPr>
-            <w:tcW w:type="dxa" w:w="4533"/>
-            <w:shd w:fill="F6F8FA" w:val="clear"/>
-          </w:tcPr>
-          <w:p>
-            <w:pPr>
-              <w:spacing w:before="40" w:after="40" w:line="288" w:lineRule="auto"/>
-            </w:pPr>
-            <w:r/>
-            <w:r>
-              <w:rPr>
-                <w:rFonts w:ascii="Microsoft YaHei" w:hAnsi="Microsoft YaHei"/>
-                <w:b/>
-                <w:color w:val="1A1A1A"/>
-                <w:sz w:val="18"/>
-              </w:rPr>
-              <w:t>文章标题</w:t>
-            </w:r>
-          </w:p>
-        </w:tc>
-        <w:tc>
-          <w:tcPr>
-            <w:tcW w:type="dxa" w:w="4533"/>
-            <w:shd w:fill="F6F8FA" w:val="clear"/>
-          </w:tcPr>
-          <w:p>
-            <w:pPr>
-              <w:spacing w:before="40" w:after="40" w:line="288" w:lineRule="auto"/>
-            </w:pPr>
-            <w:r/>
-            <w:r>
-              <w:rPr>
-                <w:rFonts w:ascii="Microsoft YaHei" w:hAnsi="Microsoft YaHei"/>
-                <w:b/>
-                <w:color w:val="1A1A1A"/>
-                <w:sz w:val="18"/>
-              </w:rPr>
-              <w:t>影响判断</w:t>
-            </w:r>
-          </w:p>
-        </w:tc>
-      </w:tr>
-      <w:tr>
-        <w:tc>
-          <w:tcPr>
-            <w:tcW w:type="dxa" w:w="4533"/>
-          </w:tcPr>
-          <w:p>
-            <w:pPr>
-              <w:spacing w:before="40" w:after="40" w:line="288" w:lineRule="auto"/>
-            </w:pPr>
-            <w:r/>
-            <w:r>
-              <w:rPr>
-                <w:rFonts w:ascii="Microsoft YaHei" w:hAnsi="Microsoft YaHei"/>
-                <w:b/>
-                <w:color w:val="1A1A1A"/>
-                <w:sz w:val="18"/>
-              </w:rPr>
-              <w:t>南航半年预亏超34亿元，千亿购机计划叠加高负债，资金流动性承压显现</w:t>
-            </w:r>
-          </w:p>
-        </w:tc>
-        <w:tc>
-          <w:tcPr>
-            <w:tcW w:type="dxa" w:w="4533"/>
-          </w:tcPr>
-          <w:p>
-            <w:pPr>
-              <w:spacing w:before="40" w:after="40" w:line="288" w:lineRule="auto"/>
-            </w:pPr>
-            <w:r/>
-            <w:r>
-              <w:rPr>
-                <w:rFonts w:ascii="Microsoft YaHei" w:hAnsi="Microsoft YaHei"/>
-                <w:sz w:val="18"/>
-              </w:rPr>
-              <w:t xml:space="preserve">⚠️ </w:t>
-            </w:r>
-            <w:r>
-              <w:rPr>
-                <w:rFonts w:ascii="Microsoft YaHei" w:hAnsi="Microsoft YaHei"/>
-                <w:b/>
-                <w:color w:val="1A1A1A"/>
-                <w:sz w:val="18"/>
-              </w:rPr>
-              <w:t>利空</w:t>
-            </w:r>
-            <w:r>
-              <w:rPr>
-                <w:rFonts w:ascii="Microsoft YaHei" w:hAnsi="Microsoft YaHei"/>
-                <w:sz w:val="18"/>
-              </w:rPr>
-              <w:t xml:space="preserve"> — 预亏规模较大，叠加购机计划加重负债端压力，资金流动性是市场关注焦点</w:t>
-            </w:r>
-          </w:p>
-        </w:tc>
-      </w:tr>
-      <w:tr>
-        <w:tc>
-          <w:tcPr>
-            <w:tcW w:type="dxa" w:w="4533"/>
-            <w:shd w:fill="F8F9FA" w:val="clear"/>
-          </w:tcPr>
-          <w:p>
-            <w:pPr>
-              <w:spacing w:before="40" w:after="40" w:line="288" w:lineRule="auto"/>
-            </w:pPr>
-            <w:r/>
-            <w:r>
-              <w:rPr>
-                <w:rFonts w:ascii="Microsoft YaHei" w:hAnsi="Microsoft YaHei"/>
-                <w:b/>
-                <w:color w:val="1A1A1A"/>
-                <w:sz w:val="18"/>
-              </w:rPr>
-              <w:t>南航集团公司原副总工程师袁锡藩被查</w:t>
-            </w:r>
-          </w:p>
-        </w:tc>
-        <w:tc>
-          <w:tcPr>
-            <w:tcW w:type="dxa" w:w="4533"/>
-            <w:shd w:fill="F8F9FA" w:val="clear"/>
-          </w:tcPr>
-          <w:p>
-            <w:pPr>
-              <w:spacing w:before="40" w:after="40" w:line="288" w:lineRule="auto"/>
-            </w:pPr>
-            <w:r/>
-            <w:r>
-              <w:rPr>
-                <w:rFonts w:ascii="Microsoft YaHei" w:hAnsi="Microsoft YaHei"/>
-                <w:sz w:val="18"/>
-              </w:rPr>
-              <w:t xml:space="preserve">⚠️ </w:t>
-            </w:r>
-            <w:r>
-              <w:rPr>
-                <w:rFonts w:ascii="Microsoft YaHei" w:hAnsi="Microsoft YaHei"/>
-                <w:b/>
-                <w:color w:val="1A1A1A"/>
-                <w:sz w:val="18"/>
-              </w:rPr>
-              <w:t>偏利空（影响有限）</w:t>
-            </w:r>
-            <w:r>
-              <w:rPr>
-                <w:rFonts w:ascii="Microsoft YaHei" w:hAnsi="Microsoft YaHei"/>
-                <w:sz w:val="18"/>
-              </w:rPr>
-              <w:t xml:space="preserve"> — 违纪调查指向集团层面而非上市公司运营层，对短期经营影响可控</w:t>
-            </w:r>
-          </w:p>
-        </w:tc>
-      </w:tr>
-      <w:tr>
-        <w:tc>
-          <w:tcPr>
-            <w:tcW w:type="dxa" w:w="4533"/>
-          </w:tcPr>
-          <w:p>
-            <w:pPr>
-              <w:spacing w:before="40" w:after="40" w:line="288" w:lineRule="auto"/>
-            </w:pPr>
-            <w:r/>
-            <w:r>
-              <w:rPr>
-                <w:rFonts w:ascii="Microsoft YaHei" w:hAnsi="Microsoft YaHei"/>
-                <w:b/>
-                <w:color w:val="1A1A1A"/>
-                <w:sz w:val="18"/>
-              </w:rPr>
-              <w:t>只差1架！中国"第一大航"悬念再起！</w:t>
-            </w:r>
-          </w:p>
-        </w:tc>
-        <w:tc>
-          <w:tcPr>
-            <w:tcW w:type="dxa" w:w="4533"/>
-          </w:tcPr>
-          <w:p>
-            <w:pPr>
-              <w:spacing w:before="40" w:after="40" w:line="288" w:lineRule="auto"/>
-            </w:pPr>
-            <w:r/>
-            <w:r>
-              <w:rPr>
-                <w:rFonts w:ascii="Microsoft YaHei" w:hAnsi="Microsoft YaHei"/>
-                <w:sz w:val="18"/>
-              </w:rPr>
-              <w:t>中性偏多 — 暗示南航与竞争对手运力规模接近，或反映南航运力恢复进度良好</w:t>
-            </w:r>
-          </w:p>
-        </w:tc>
-      </w:tr>
-      <w:tr>
-        <w:tc>
-          <w:tcPr>
-            <w:tcW w:type="dxa" w:w="4533"/>
-            <w:shd w:fill="F8F9FA" w:val="clear"/>
-          </w:tcPr>
-          <w:p>
-            <w:pPr>
-              <w:spacing w:before="40" w:after="40" w:line="288" w:lineRule="auto"/>
-            </w:pPr>
-            <w:r/>
-            <w:r>
-              <w:rPr>
-                <w:rFonts w:ascii="Microsoft YaHei" w:hAnsi="Microsoft YaHei"/>
-                <w:b/>
-                <w:color w:val="1A1A1A"/>
-                <w:sz w:val="18"/>
-              </w:rPr>
-              <w:t>浦东机场打造无感中转枢纽</w:t>
-            </w:r>
-          </w:p>
-        </w:tc>
-        <w:tc>
-          <w:tcPr>
-            <w:tcW w:type="dxa" w:w="4533"/>
-            <w:shd w:fill="F8F9FA" w:val="clear"/>
-          </w:tcPr>
-          <w:p>
-            <w:pPr>
-              <w:spacing w:before="40" w:after="40" w:line="288" w:lineRule="auto"/>
-            </w:pPr>
-            <w:r/>
-            <w:r>
-              <w:rPr>
-                <w:rFonts w:ascii="Microsoft YaHei" w:hAnsi="Microsoft YaHei"/>
-                <w:sz w:val="18"/>
-              </w:rPr>
-              <w:t xml:space="preserve">✅ </w:t>
-            </w:r>
-            <w:r>
-              <w:rPr>
-                <w:rFonts w:ascii="Microsoft YaHei" w:hAnsi="Microsoft YaHei"/>
-                <w:b/>
-                <w:color w:val="1A1A1A"/>
-                <w:sz w:val="18"/>
-              </w:rPr>
-              <w:t>偏利好</w:t>
-            </w:r>
-            <w:r>
-              <w:rPr>
-                <w:rFonts w:ascii="Microsoft YaHei" w:hAnsi="Microsoft YaHei"/>
-                <w:sz w:val="18"/>
-              </w:rPr>
-              <w:t xml:space="preserve"> — 中转效率提升利好枢纽型航司，南航在上海有航线布局，但核心枢纽在广州</w:t>
-            </w:r>
-          </w:p>
-        </w:tc>
-      </w:tr>
-      <w:tr>
-        <w:tc>
-          <w:tcPr>
-            <w:tcW w:type="dxa" w:w="4533"/>
-          </w:tcPr>
-          <w:p>
-            <w:pPr>
-              <w:spacing w:before="40" w:after="40" w:line="288" w:lineRule="auto"/>
-            </w:pPr>
-            <w:r/>
-            <w:r>
-              <w:rPr>
-                <w:rFonts w:ascii="Microsoft YaHei" w:hAnsi="Microsoft YaHei"/>
-                <w:b/>
-                <w:color w:val="1A1A1A"/>
-                <w:sz w:val="18"/>
-              </w:rPr>
-              <w:t>"民航版12306"上线一周年，票量倍增</w:t>
-            </w:r>
-          </w:p>
-        </w:tc>
-        <w:tc>
-          <w:tcPr>
-            <w:tcW w:type="dxa" w:w="4533"/>
-          </w:tcPr>
-          <w:p>
-            <w:pPr>
-              <w:spacing w:before="40" w:after="40" w:line="288" w:lineRule="auto"/>
-            </w:pPr>
-            <w:r/>
-            <w:r>
-              <w:rPr>
-                <w:rFonts w:ascii="Microsoft YaHei" w:hAnsi="Microsoft YaHei"/>
-                <w:sz w:val="18"/>
-              </w:rPr>
-              <w:t xml:space="preserve">✅ </w:t>
-            </w:r>
-            <w:r>
-              <w:rPr>
-                <w:rFonts w:ascii="Microsoft YaHei" w:hAnsi="Microsoft YaHei"/>
-                <w:b/>
-                <w:color w:val="1A1A1A"/>
-                <w:sz w:val="18"/>
-              </w:rPr>
-              <w:t>偏利好</w:t>
-            </w:r>
-            <w:r>
-              <w:rPr>
-                <w:rFonts w:ascii="Microsoft YaHei" w:hAnsi="Microsoft YaHei"/>
-                <w:sz w:val="18"/>
-              </w:rPr>
-              <w:t xml:space="preserve"> — 直销渠道增长反映行业复苏趋势，票量倍增佐证出行需求回暖</w:t>
-            </w:r>
-          </w:p>
-        </w:tc>
-      </w:tr>
-    </w:tbl>
-    <w:p/>
+    <w:p>
+      <w:r>
+        <w:rPr>
+          <w:rFonts w:ascii="Microsoft YaHei" w:hAnsi="Microsoft YaHei"/>
+        </w:rPr>
+        <w:t>今日无相关新闻资讯更新。各信息源均未检索到南方航空的公告、媒体报道或投资者互动问答。</w:t>
+      </w:r>
+    </w:p>
     <w:p>
       <w:r>
         <w:rPr>
@@ -2198,13 +2356,41 @@
           <w:b/>
           <w:color w:val="1A1A1A"/>
         </w:rPr>
-        <w:t>综合判断：</w:t>
+        <w:t>影响判断：</w:t>
       </w:r>
       <w:r>
         <w:rPr>
           <w:rFonts w:ascii="Microsoft YaHei" w:hAnsi="Microsoft YaHei"/>
         </w:rPr>
-        <w:t xml:space="preserve"> 短期多空因素交织。业绩预亏和高管被查形成压制，但行业景气度回升（票量倍增、暑运出行火爆）和板块轮动情绪对股价构成支撑。今日股价在利空背景下仍能小幅收红（+0.60%），说明市场已有一定预期消化。</w:t>
+        <w:t xml:space="preserve"> 无重大消息扰动下，今日股价走势更多反映了 </w:t>
+      </w:r>
+      <w:r>
+        <w:rPr>
+          <w:rFonts w:ascii="Microsoft YaHei" w:hAnsi="Microsoft YaHei"/>
+          <w:b/>
+          <w:color w:val="1A1A1A"/>
+        </w:rPr>
+        <w:t>板块轮动效应</w:t>
+      </w:r>
+      <w:r>
+        <w:rPr>
+          <w:rFonts w:ascii="Microsoft YaHei" w:hAnsi="Microsoft YaHei"/>
+        </w:rPr>
+        <w:t xml:space="preserve"> 和 </w:t>
+      </w:r>
+      <w:r>
+        <w:rPr>
+          <w:rFonts w:ascii="Microsoft YaHei" w:hAnsi="Microsoft YaHei"/>
+          <w:b/>
+          <w:color w:val="1A1A1A"/>
+        </w:rPr>
+        <w:t>市场整体情绪</w:t>
+      </w:r>
+      <w:r>
+        <w:rPr>
+          <w:rFonts w:ascii="Microsoft YaHei" w:hAnsi="Microsoft YaHei"/>
+        </w:rPr>
+        <w:t xml:space="preserve"> 的映射。</w:t>
       </w:r>
     </w:p>
     <w:p>
@@ -2230,6 +2416,20 @@
           <w:sz w:val="28"/>
         </w:rPr>
         <w:t>板块关联</w:t>
+      </w:r>
+    </w:p>
+    <w:p>
+      <w:pPr>
+        <w:spacing w:before="280" w:after="80" w:line="312" w:lineRule="auto"/>
+      </w:pPr>
+      <w:r>
+        <w:rPr>
+          <w:rFonts w:ascii="Microsoft YaHei" w:hAnsi="Microsoft YaHei"/>
+          <w:b/>
+          <w:color w:val="333333"/>
+          <w:sz w:val="24"/>
+        </w:rPr>
+        <w:t>所属板块表现</w:t>
       </w:r>
     </w:p>
     <w:tbl>
@@ -2306,7 +2506,7 @@
                 <w:color w:val="1A1A1A"/>
                 <w:sz w:val="18"/>
               </w:rPr>
-              <w:t>板块排名</w:t>
+              <w:t>板块内排名</w:t>
             </w:r>
           </w:p>
         </w:tc>
@@ -2327,7 +2527,7 @@
                 <w:color w:val="1A1A1A"/>
                 <w:sz w:val="18"/>
               </w:rPr>
-              <w:t>板块内表现</w:t>
+              <w:t>板块内涨跌比</w:t>
             </w:r>
           </w:p>
         </w:tc>
@@ -2345,6 +2545,8 @@
             <w:r>
               <w:rPr>
                 <w:rFonts w:ascii="Microsoft YaHei" w:hAnsi="Microsoft YaHei"/>
+                <w:b/>
+                <w:color w:val="1A1A1A"/>
                 <w:sz w:val="18"/>
               </w:rPr>
               <w:t>运输(A股)</w:t>
@@ -2385,7 +2587,7 @@
                 <w:rFonts w:ascii="Microsoft YaHei" w:hAnsi="Microsoft YaHei"/>
                 <w:sz w:val="18"/>
               </w:rPr>
-              <w:t>219/1158</w:t>
+              <w:t>59/121</w:t>
             </w:r>
           </w:p>
         </w:tc>
@@ -2403,7 +2605,7 @@
                 <w:rFonts w:ascii="Microsoft YaHei" w:hAnsi="Microsoft YaHei"/>
                 <w:sz w:val="18"/>
               </w:rPr>
-              <w:t>涨68/跌48，个股平均偏涨</w:t>
+              <w:t>68涨/48跌</w:t>
             </w:r>
           </w:p>
         </w:tc>
@@ -2464,7 +2666,7 @@
                 <w:rFonts w:ascii="Microsoft YaHei" w:hAnsi="Microsoft YaHei"/>
                 <w:sz w:val="18"/>
               </w:rPr>
-              <w:t>421/1158</w:t>
+              <w:t>12/33</w:t>
             </w:r>
           </w:p>
         </w:tc>
@@ -2483,7 +2685,7 @@
                 <w:rFonts w:ascii="Microsoft YaHei" w:hAnsi="Microsoft YaHei"/>
                 <w:sz w:val="18"/>
               </w:rPr>
-              <w:t>涨13/跌18，板块内部强弱分化</w:t>
+              <w:t>13涨/18跌</w:t>
             </w:r>
           </w:p>
         </w:tc>
@@ -2503,6 +2705,83 @@
                 <w:rFonts w:ascii="Microsoft YaHei" w:hAnsi="Microsoft YaHei"/>
                 <w:sz w:val="18"/>
               </w:rPr>
+              <w:t>工业(A股)</w:t>
+            </w:r>
+          </w:p>
+        </w:tc>
+        <w:tc>
+          <w:tcPr>
+            <w:tcW w:type="dxa" w:w="2266"/>
+          </w:tcPr>
+          <w:p>
+            <w:pPr>
+              <w:spacing w:before="40" w:after="40" w:line="288" w:lineRule="auto"/>
+            </w:pPr>
+            <w:r/>
+            <w:r>
+              <w:rPr>
+                <w:rFonts w:ascii="Microsoft YaHei" w:hAnsi="Microsoft YaHei"/>
+                <w:b/>
+                <w:color w:val="1A1A1A"/>
+                <w:sz w:val="18"/>
+              </w:rPr>
+              <w:t>-2.77%</w:t>
+            </w:r>
+          </w:p>
+        </w:tc>
+        <w:tc>
+          <w:tcPr>
+            <w:tcW w:type="dxa" w:w="2266"/>
+          </w:tcPr>
+          <w:p>
+            <w:pPr>
+              <w:spacing w:before="40" w:after="40" w:line="288" w:lineRule="auto"/>
+            </w:pPr>
+            <w:r/>
+            <w:r>
+              <w:rPr>
+                <w:rFonts w:ascii="Microsoft YaHei" w:hAnsi="Microsoft YaHei"/>
+                <w:sz w:val="18"/>
+              </w:rPr>
+              <w:t>296/1,209</w:t>
+            </w:r>
+          </w:p>
+        </w:tc>
+        <w:tc>
+          <w:tcPr>
+            <w:tcW w:type="dxa" w:w="2266"/>
+          </w:tcPr>
+          <w:p>
+            <w:pPr>
+              <w:spacing w:before="40" w:after="40" w:line="288" w:lineRule="auto"/>
+            </w:pPr>
+            <w:r/>
+            <w:r>
+              <w:rPr>
+                <w:rFonts w:ascii="Microsoft YaHei" w:hAnsi="Microsoft YaHei"/>
+                <w:sz w:val="18"/>
+              </w:rPr>
+              <w:t>344涨/842跌</w:t>
+            </w:r>
+          </w:p>
+        </w:tc>
+      </w:tr>
+      <w:tr>
+        <w:tc>
+          <w:tcPr>
+            <w:tcW w:type="dxa" w:w="2266"/>
+            <w:shd w:fill="F8F9FA" w:val="clear"/>
+          </w:tcPr>
+          <w:p>
+            <w:pPr>
+              <w:spacing w:before="40" w:after="40" w:line="288" w:lineRule="auto"/>
+            </w:pPr>
+            <w:r/>
+            <w:r>
+              <w:rPr>
+                <w:rFonts w:ascii="Microsoft YaHei" w:hAnsi="Microsoft YaHei"/>
+                <w:sz w:val="18"/>
+              </w:rPr>
               <w:t>沪深300样本股</w:t>
             </w:r>
           </w:p>
@@ -2510,6 +2789,7 @@
         <w:tc>
           <w:tcPr>
             <w:tcW w:type="dxa" w:w="2266"/>
+            <w:shd w:fill="F8F9FA" w:val="clear"/>
           </w:tcPr>
           <w:p>
             <w:pPr>
@@ -2530,44 +2810,6 @@
         <w:tc>
           <w:tcPr>
             <w:tcW w:type="dxa" w:w="2266"/>
-          </w:tcPr>
-          <w:p>
-            <w:pPr>
-              <w:spacing w:before="40" w:after="40" w:line="288" w:lineRule="auto"/>
-            </w:pPr>
-            <w:r/>
-            <w:r>
-              <w:rPr>
-                <w:rFonts w:ascii="Microsoft YaHei" w:hAnsi="Microsoft YaHei"/>
-                <w:sz w:val="18"/>
-              </w:rPr>
-              <w:t>75/1158</w:t>
-            </w:r>
-          </w:p>
-        </w:tc>
-        <w:tc>
-          <w:tcPr>
-            <w:tcW w:type="dxa" w:w="2266"/>
-          </w:tcPr>
-          <w:p>
-            <w:pPr>
-              <w:spacing w:before="40" w:after="40" w:line="288" w:lineRule="auto"/>
-            </w:pPr>
-            <w:r/>
-            <w:r>
-              <w:rPr>
-                <w:rFonts w:ascii="Microsoft YaHei" w:hAnsi="Microsoft YaHei"/>
-                <w:sz w:val="18"/>
-              </w:rPr>
-              <w:t>涨255/跌63，大市值龙头整体强势</w:t>
-            </w:r>
-          </w:p>
-        </w:tc>
-      </w:tr>
-      <w:tr>
-        <w:tc>
-          <w:tcPr>
-            <w:tcW w:type="dxa" w:w="2266"/>
             <w:shd w:fill="F8F9FA" w:val="clear"/>
           </w:tcPr>
           <w:p>
@@ -2580,28 +2822,7 @@
                 <w:rFonts w:ascii="Microsoft YaHei" w:hAnsi="Microsoft YaHei"/>
                 <w:sz w:val="18"/>
               </w:rPr>
-              <w:t>工业(A股)</w:t>
-            </w:r>
-          </w:p>
-        </w:tc>
-        <w:tc>
-          <w:tcPr>
-            <w:tcW w:type="dxa" w:w="2266"/>
-            <w:shd w:fill="F8F9FA" w:val="clear"/>
-          </w:tcPr>
-          <w:p>
-            <w:pPr>
-              <w:spacing w:before="40" w:after="40" w:line="288" w:lineRule="auto"/>
-            </w:pPr>
-            <w:r/>
-            <w:r>
-              <w:rPr>
-                <w:rFonts w:ascii="Microsoft YaHei" w:hAnsi="Microsoft YaHei"/>
-                <w:b/>
-                <w:color w:val="1A1A1A"/>
-                <w:sz w:val="18"/>
-              </w:rPr>
-              <w:t>-2.77%</w:t>
+              <w:t>242/319</w:t>
             </w:r>
           </w:p>
         </w:tc>
@@ -2620,14 +2841,15 @@
                 <w:rFonts w:ascii="Microsoft YaHei" w:hAnsi="Microsoft YaHei"/>
                 <w:sz w:val="18"/>
               </w:rPr>
-              <w:t>779/1158</w:t>
+              <w:t>255涨/63跌</w:t>
             </w:r>
           </w:p>
         </w:tc>
+      </w:tr>
+      <w:tr>
         <w:tc>
           <w:tcPr>
             <w:tcW w:type="dxa" w:w="2266"/>
-            <w:shd w:fill="F8F9FA" w:val="clear"/>
           </w:tcPr>
           <w:p>
             <w:pPr>
@@ -2639,7 +2861,63 @@
                 <w:rFonts w:ascii="Microsoft YaHei" w:hAnsi="Microsoft YaHei"/>
                 <w:sz w:val="18"/>
               </w:rPr>
-              <w:t>涨344/跌842，整体承压</w:t>
+              <w:t>上证180成份股</w:t>
+            </w:r>
+          </w:p>
+        </w:tc>
+        <w:tc>
+          <w:tcPr>
+            <w:tcW w:type="dxa" w:w="2266"/>
+          </w:tcPr>
+          <w:p>
+            <w:pPr>
+              <w:spacing w:before="40" w:after="40" w:line="288" w:lineRule="auto"/>
+            </w:pPr>
+            <w:r/>
+            <w:r>
+              <w:rPr>
+                <w:rFonts w:ascii="Microsoft YaHei" w:hAnsi="Microsoft YaHei"/>
+                <w:b/>
+                <w:color w:val="1A1A1A"/>
+                <w:sz w:val="18"/>
+              </w:rPr>
+              <w:t>+1.79%</w:t>
+            </w:r>
+          </w:p>
+        </w:tc>
+        <w:tc>
+          <w:tcPr>
+            <w:tcW w:type="dxa" w:w="2266"/>
+          </w:tcPr>
+          <w:p>
+            <w:pPr>
+              <w:spacing w:before="40" w:after="40" w:line="288" w:lineRule="auto"/>
+            </w:pPr>
+            <w:r/>
+            <w:r>
+              <w:rPr>
+                <w:rFonts w:ascii="Microsoft YaHei" w:hAnsi="Microsoft YaHei"/>
+                <w:sz w:val="18"/>
+              </w:rPr>
+              <w:t>155/197</w:t>
+            </w:r>
+          </w:p>
+        </w:tc>
+        <w:tc>
+          <w:tcPr>
+            <w:tcW w:type="dxa" w:w="2266"/>
+          </w:tcPr>
+          <w:p>
+            <w:pPr>
+              <w:spacing w:before="40" w:after="40" w:line="288" w:lineRule="auto"/>
+            </w:pPr>
+            <w:r/>
+            <w:r>
+              <w:rPr>
+                <w:rFonts w:ascii="Microsoft YaHei" w:hAnsi="Microsoft YaHei"/>
+                <w:sz w:val="18"/>
+              </w:rPr>
+              <w:t>163涨/33跌</w:t>
             </w:r>
           </w:p>
         </w:tc>
@@ -2650,8 +2928,21 @@
       <w:r>
         <w:rPr>
           <w:rFonts w:ascii="Microsoft YaHei" w:hAnsi="Microsoft YaHei"/>
+          <w:b/>
+          <w:color w:val="1A1A1A"/>
         </w:rPr>
-        <w:t xml:space="preserve">南方航空在 </w:t>
+        <w:t>板块解读：</w:t>
+      </w:r>
+    </w:p>
+    <w:p>
+      <w:pPr>
+        <w:pStyle w:val="ListBullet"/>
+      </w:pPr>
+      <w:r>
+        <w:rPr>
+          <w:rFonts w:ascii="Microsoft YaHei" w:hAnsi="Microsoft YaHei"/>
+        </w:rPr>
+        <w:t xml:space="preserve">运输板块整体 </w:t>
       </w:r>
       <w:r>
         <w:rPr>
@@ -2659,13 +2950,13 @@
           <w:b/>
           <w:color w:val="1A1A1A"/>
         </w:rPr>
-        <w:t>运输板块</w:t>
+        <w:t>微涨 0.02%</w:t>
       </w:r>
       <w:r>
         <w:rPr>
           <w:rFonts w:ascii="Microsoft YaHei" w:hAnsi="Microsoft YaHei"/>
         </w:rPr>
-        <w:t xml:space="preserve"> 内排名 </w:t>
+        <w:t xml:space="preserve">，南方航空在该板块内排名第 </w:t>
       </w:r>
       <w:r>
         <w:rPr>
@@ -2679,7 +2970,93 @@
         <w:rPr>
           <w:rFonts w:ascii="Microsoft YaHei" w:hAnsi="Microsoft YaHei"/>
         </w:rPr>
-        <w:t>，处于中游位置。同板块中，皖通高速（+8.87%）、中远海特（+5.78%）领涨，显示交运板块中公路和航运子赛道受资金青睐，航空股表现相对平淡。</w:t>
+        <w:t>，处于中游位置，涨幅与板块均值基本持平。</w:t>
+      </w:r>
+    </w:p>
+    <w:p>
+      <w:pPr>
+        <w:pStyle w:val="ListBullet"/>
+      </w:pPr>
+      <w:r>
+        <w:rPr>
+          <w:rFonts w:ascii="Microsoft YaHei" w:hAnsi="Microsoft YaHei"/>
+        </w:rPr>
+        <w:t xml:space="preserve">航空货运与物流板块 </w:t>
+      </w:r>
+      <w:r>
+        <w:rPr>
+          <w:rFonts w:ascii="Microsoft YaHei" w:hAnsi="Microsoft YaHei"/>
+          <w:b/>
+          <w:color w:val="1A1A1A"/>
+        </w:rPr>
+        <w:t>下跌 1.00%</w:t>
+      </w:r>
+      <w:r>
+        <w:rPr>
+          <w:rFonts w:ascii="Microsoft YaHei" w:hAnsi="Microsoft YaHei"/>
+        </w:rPr>
+        <w:t>，明显弱于运输板块整体表现，板块内部跌多涨少（13涨/18跌），行业整体承压。</w:t>
+      </w:r>
+    </w:p>
+    <w:p>
+      <w:pPr>
+        <w:pStyle w:val="ListBullet"/>
+      </w:pPr>
+      <w:r>
+        <w:rPr>
+          <w:rFonts w:ascii="Microsoft YaHei" w:hAnsi="Microsoft YaHei"/>
+        </w:rPr>
+        <w:t xml:space="preserve">对比沪深300（+1.57%）和上证180（+1.79%）的大幅走强，航空股明显 </w:t>
+      </w:r>
+      <w:r>
+        <w:rPr>
+          <w:rFonts w:ascii="Microsoft YaHei" w:hAnsi="Microsoft YaHei"/>
+          <w:b/>
+          <w:color w:val="1A1A1A"/>
+        </w:rPr>
+        <w:t>滞涨</w:t>
+      </w:r>
+      <w:r>
+        <w:rPr>
+          <w:rFonts w:ascii="Microsoft YaHei" w:hAnsi="Microsoft YaHei"/>
+        </w:rPr>
+        <w:t>，未能充分受益于大盘的普涨行情。</w:t>
+      </w:r>
+    </w:p>
+    <w:p>
+      <w:r>
+        <w:rPr>
+          <w:rFonts w:ascii="Microsoft YaHei" w:hAnsi="Microsoft YaHei"/>
+        </w:rPr>
+        <w:t>同板块个股方面，</w:t>
+      </w:r>
+      <w:r>
+        <w:rPr>
+          <w:rFonts w:ascii="Microsoft YaHei" w:hAnsi="Microsoft YaHei"/>
+          <w:b/>
+          <w:color w:val="1A1A1A"/>
+        </w:rPr>
+        <w:t>春秋航空（+0.70%）</w:t>
+      </w:r>
+      <w:r>
+        <w:rPr>
+          <w:rFonts w:ascii="Microsoft YaHei" w:hAnsi="Microsoft YaHei"/>
+        </w:rPr>
+        <w:t>、</w:t>
+      </w:r>
+      <w:r>
+        <w:rPr>
+          <w:rFonts w:ascii="Microsoft YaHei" w:hAnsi="Microsoft YaHei"/>
+          <w:b/>
+          <w:color w:val="1A1A1A"/>
+        </w:rPr>
+        <w:t>海航控股（+0.76%）</w:t>
+      </w:r>
+      <w:r>
+        <w:rPr>
+          <w:rFonts w:ascii="Microsoft YaHei" w:hAnsi="Microsoft YaHei"/>
+        </w:rPr>
+        <w:t xml:space="preserve"> 表现略优于南航，而 </w:t>
       </w:r>
       <w:r>
         <w:rPr>
@@ -2693,7 +3070,7 @@
         <w:rPr>
           <w:rFonts w:ascii="Microsoft YaHei" w:hAnsi="Microsoft YaHei"/>
         </w:rPr>
-        <w:t xml:space="preserve"> 与南航涨幅接近，机场+航空联动性存在。</w:t>
+        <w:t xml:space="preserve"> 则与南航相近，航空运输板块内部表现分化不大。</w:t>
       </w:r>
     </w:p>
     <w:p>
@@ -2722,13 +3099,22 @@
       </w:r>
     </w:p>
     <w:p>
+      <w:pPr>
+        <w:pStyle w:val="ListNumber"/>
+      </w:pPr>
       <w:r>
         <w:rPr>
           <w:rFonts w:ascii="Microsoft YaHei" w:hAnsi="Microsoft YaHei"/>
           <w:b/>
           <w:color w:val="1A1A1A"/>
         </w:rPr>
-        <w:t>主力观点：</w:t>
+        <w:t>大盘环境偏暖</w:t>
+      </w:r>
+      <w:r>
+        <w:rPr>
+          <w:rFonts w:ascii="Microsoft YaHei" w:hAnsi="Microsoft YaHei"/>
+        </w:rPr>
+        <w:t>：市场人气高涨，量能放大，上涨家数超4,000家，赚钱效应显著。但航空板块作为顺周期/消费属性板块，今日并未获得资金优先配置，涨幅远落后于大盘指数。</w:t>
       </w:r>
     </w:p>
     <w:p>
@@ -2741,13 +3127,88 @@
           <w:b/>
           <w:color w:val="1A1A1A"/>
         </w:rPr>
-        <w:t>短期走势</w:t>
+        <w:t>资金面积极</w:t>
       </w:r>
       <w:r>
         <w:rPr>
           <w:rFonts w:ascii="Microsoft YaHei" w:hAnsi="Microsoft YaHei"/>
         </w:rPr>
-        <w:t xml:space="preserve">：股价在 </w:t>
+        <w:t xml:space="preserve">：今日盘中净流入超 </w:t>
+      </w:r>
+      <w:r>
+        <w:rPr>
+          <w:rFonts w:ascii="Microsoft YaHei" w:hAnsi="Microsoft YaHei"/>
+          <w:b/>
+          <w:color w:val="1A1A1A"/>
+        </w:rPr>
+        <w:t>9,083 万元</w:t>
+      </w:r>
+      <w:r>
+        <w:rPr>
+          <w:rFonts w:ascii="Microsoft YaHei" w:hAnsi="Microsoft YaHei"/>
+        </w:rPr>
+        <w:t xml:space="preserve">，大小单全线净流入，大单资金最为活跃，说明主力资金在当前位置有一定 </w:t>
+      </w:r>
+      <w:r>
+        <w:rPr>
+          <w:rFonts w:ascii="Microsoft YaHei" w:hAnsi="Microsoft YaHei"/>
+          <w:b/>
+          <w:color w:val="1A1A1A"/>
+        </w:rPr>
+        <w:t>逢低布局</w:t>
+      </w:r>
+      <w:r>
+        <w:rPr>
+          <w:rFonts w:ascii="Microsoft YaHei" w:hAnsi="Microsoft YaHei"/>
+        </w:rPr>
+        <w:t xml:space="preserve"> 意愿。融资余额连续温和上升，杠杆资金态度偏乐观。</w:t>
+      </w:r>
+    </w:p>
+    <w:p>
+      <w:pPr>
+        <w:pStyle w:val="ListNumber"/>
+      </w:pPr>
+      <w:r>
+        <w:rPr>
+          <w:rFonts w:ascii="Microsoft YaHei" w:hAnsi="Microsoft YaHei"/>
+          <w:b/>
+          <w:color w:val="1A1A1A"/>
+        </w:rPr>
+        <w:t>技术面偏弱但企稳迹象</w:t>
+      </w:r>
+      <w:r>
+        <w:rPr>
+          <w:rFonts w:ascii="Microsoft YaHei" w:hAnsi="Microsoft YaHei"/>
+        </w:rPr>
+        <w:t xml:space="preserve">：股价在 MA10 附近获得支撑，与 MA5 和 MA20 的距离均不大，技术面处于 </w:t>
+      </w:r>
+      <w:r>
+        <w:rPr>
+          <w:rFonts w:ascii="Microsoft YaHei" w:hAnsi="Microsoft YaHei"/>
+          <w:b/>
+          <w:color w:val="1A1A1A"/>
+        </w:rPr>
+        <w:t>震荡修复</w:t>
+      </w:r>
+      <w:r>
+        <w:rPr>
+          <w:rFonts w:ascii="Microsoft YaHei" w:hAnsi="Microsoft YaHei"/>
+        </w:rPr>
+        <w:t xml:space="preserve"> 阶段。若午后能放量突破 </w:t>
+      </w:r>
+      <w:r>
+        <w:rPr>
+          <w:rFonts w:ascii="Microsoft YaHei" w:hAnsi="Microsoft YaHei"/>
+          <w:b/>
+          <w:color w:val="1A1A1A"/>
+        </w:rPr>
+        <w:t>5.07 元（MA5）</w:t>
+      </w:r>
+      <w:r>
+        <w:rPr>
+          <w:rFonts w:ascii="Microsoft YaHei" w:hAnsi="Microsoft YaHei"/>
+        </w:rPr>
+        <w:t xml:space="preserve">，短期反弹空间有望打开；若再度缩量，则可能在 </w:t>
       </w:r>
       <w:r>
         <w:rPr>
@@ -2761,35 +3222,7 @@
         <w:rPr>
           <w:rFonts w:ascii="Microsoft YaHei" w:hAnsi="Microsoft YaHei"/>
         </w:rPr>
-        <w:t xml:space="preserve"> 窄幅区间内整理，上有MA5/MA20压制，下有布林下轨4.88支撑，短线处于 </w:t>
-      </w:r>
-      <w:r>
-        <w:rPr>
-          <w:rFonts w:ascii="Microsoft YaHei" w:hAnsi="Microsoft YaHei"/>
-          <w:b/>
-          <w:color w:val="1A1A1A"/>
-        </w:rPr>
-        <w:t>筑底企稳阶段</w:t>
-      </w:r>
-      <w:r>
-        <w:rPr>
-          <w:rFonts w:ascii="Microsoft YaHei" w:hAnsi="Microsoft YaHei"/>
-        </w:rPr>
-        <w:t xml:space="preserve">。半日净流入 </w:t>
-      </w:r>
-      <w:r>
-        <w:rPr>
-          <w:rFonts w:ascii="Microsoft YaHei" w:hAnsi="Microsoft YaHei"/>
-          <w:b/>
-          <w:color w:val="1A1A1A"/>
-        </w:rPr>
-        <w:t>2,265万元</w:t>
-      </w:r>
-      <w:r>
-        <w:rPr>
-          <w:rFonts w:ascii="Microsoft YaHei" w:hAnsi="Microsoft YaHei"/>
-        </w:rPr>
-        <w:t xml:space="preserve"> 显示有资金低位承接，但持续性有待观察。</w:t>
+        <w:t xml:space="preserve"> 区间窄幅整理。</w:t>
       </w:r>
     </w:p>
     <w:p>
@@ -2802,13 +3235,13 @@
           <w:b/>
           <w:color w:val="1A1A1A"/>
         </w:rPr>
-        <w:t>核心矛盾</w:t>
+        <w:t>板块表现滞后</w:t>
       </w:r>
       <w:r>
         <w:rPr>
           <w:rFonts w:ascii="Microsoft YaHei" w:hAnsi="Microsoft YaHei"/>
         </w:rPr>
-        <w:t>：业绩预亏（半年亏超34亿）是最大压制因素，但市场对此已有预期（动态PE已回落至15倍）。</w:t>
+        <w:t xml:space="preserve">：运输板块涨幅远低于大盘，航空货运板块甚至收跌，显示行业基本面驱动力仍显不足。南航股价更多受 </w:t>
       </w:r>
       <w:r>
         <w:rPr>
@@ -2816,13 +3249,29 @@
           <w:b/>
           <w:color w:val="1A1A1A"/>
         </w:rPr>
-        <w:t>暑运旺季</w:t>
+        <w:t>资金轮动</w:t>
       </w:r>
       <w:r>
         <w:rPr>
           <w:rFonts w:ascii="Microsoft YaHei" w:hAnsi="Microsoft YaHei"/>
         </w:rPr>
-        <w:t xml:space="preserve">和 </w:t>
+        <w:t xml:space="preserve"> 和市场情绪带动，缺乏独立的行业催化因素。</w:t>
+      </w:r>
+    </w:p>
+    <w:p>
+      <w:r>
+        <w:rPr>
+          <w:rFonts w:ascii="Microsoft YaHei" w:hAnsi="Microsoft YaHei"/>
+          <w:b/>
+          <w:color w:val="1A1A1A"/>
+        </w:rPr>
+        <w:t>综合观点：</w:t>
+      </w:r>
+      <w:r>
+        <w:rPr>
+          <w:rFonts w:ascii="Microsoft YaHei" w:hAnsi="Microsoft YaHei"/>
+        </w:rPr>
+        <w:t xml:space="preserve"> 南方航空今日呈现 </w:t>
       </w:r>
       <w:r>
         <w:rPr>
@@ -2830,32 +3279,13 @@
           <w:b/>
           <w:color w:val="1A1A1A"/>
         </w:rPr>
-        <w:t>出行需求复苏</w:t>
+        <w:t>跟随大盘小幅反弹、资金温和流入</w:t>
       </w:r>
       <w:r>
         <w:rPr>
           <w:rFonts w:ascii="Microsoft YaHei" w:hAnsi="Microsoft YaHei"/>
         </w:rPr>
-        <w:t xml:space="preserve"> 是中期逻辑支撑，票量倍增数据佐证行业回暖趋势。</w:t>
-      </w:r>
-    </w:p>
-    <w:p>
-      <w:pPr>
-        <w:pStyle w:val="ListNumber"/>
-      </w:pPr>
-      <w:r>
-        <w:rPr>
-          <w:rFonts w:ascii="Microsoft YaHei" w:hAnsi="Microsoft YaHei"/>
-          <w:b/>
-          <w:color w:val="1A1A1A"/>
-        </w:rPr>
-        <w:t>关键观察位</w:t>
-      </w:r>
-      <w:r>
-        <w:rPr>
-          <w:rFonts w:ascii="Microsoft YaHei" w:hAnsi="Microsoft YaHei"/>
-        </w:rPr>
-        <w:t xml:space="preserve">：午后关注 </w:t>
+        <w:t xml:space="preserve"> 的态势，但相较于全市场普涨格局，表现相对保守。技术上处于 </w:t>
       </w:r>
       <w:r>
         <w:rPr>
@@ -2863,13 +3293,13 @@
           <w:b/>
           <w:color w:val="1A1A1A"/>
         </w:rPr>
-        <w:t>MA10（5.03）</w:t>
+        <w:t>均线压制下的企稳试探</w:t>
       </w:r>
       <w:r>
         <w:rPr>
           <w:rFonts w:ascii="Microsoft YaHei" w:hAnsi="Microsoft YaHei"/>
         </w:rPr>
-        <w:t xml:space="preserve"> 能否站稳，以及能否挑战 </w:t>
+        <w:t xml:space="preserve"> 阶段，主力资金态度偏积极，但行业层面缺乏催化剂。短期关注 </w:t>
       </w:r>
       <w:r>
         <w:rPr>
@@ -2877,13 +3307,13 @@
           <w:b/>
           <w:color w:val="1A1A1A"/>
         </w:rPr>
-        <w:t>MA5（5.07）</w:t>
+        <w:t>5.03（MA10）</w:t>
       </w:r>
       <w:r>
         <w:rPr>
           <w:rFonts w:ascii="Microsoft YaHei" w:hAnsi="Microsoft YaHei"/>
         </w:rPr>
-        <w:t xml:space="preserve"> 乃至 </w:t>
+        <w:t xml:space="preserve"> 支撑的有效性和 </w:t>
       </w:r>
       <w:r>
         <w:rPr>
@@ -2891,46 +3321,13 @@
           <w:b/>
           <w:color w:val="1A1A1A"/>
         </w:rPr>
-        <w:t>布林中轨（5.10）</w:t>
+        <w:t>5.07（MA5）</w:t>
       </w:r>
       <w:r>
         <w:rPr>
           <w:rFonts w:ascii="Microsoft YaHei" w:hAnsi="Microsoft YaHei"/>
         </w:rPr>
-        <w:t xml:space="preserve">。若量能配合放大，有望向上突破；若失守 </w:t>
-      </w:r>
-      <w:r>
-        <w:rPr>
-          <w:rFonts w:ascii="Microsoft YaHei" w:hAnsi="Microsoft YaHei"/>
-          <w:b/>
-          <w:color w:val="1A1A1A"/>
-        </w:rPr>
-        <w:t>4.96</w:t>
-      </w:r>
-      <w:r>
-        <w:rPr>
-          <w:rFonts w:ascii="Microsoft YaHei" w:hAnsi="Microsoft YaHei"/>
-        </w:rPr>
-        <w:t>（今日低点），则需警惕重回弱势。</w:t>
-      </w:r>
-    </w:p>
-    <w:p>
-      <w:pPr>
-        <w:pStyle w:val="ListNumber"/>
-      </w:pPr>
-      <w:r>
-        <w:rPr>
-          <w:rFonts w:ascii="Microsoft YaHei" w:hAnsi="Microsoft YaHei"/>
-          <w:b/>
-          <w:color w:val="1A1A1A"/>
-        </w:rPr>
-        <w:t>风险提示</w:t>
-      </w:r>
-      <w:r>
-        <w:rPr>
-          <w:rFonts w:ascii="Microsoft YaHei" w:hAnsi="Microsoft YaHei"/>
-        </w:rPr>
-        <w:t>：南航高负债+千亿购机计划带来的流动性压力是中长期隐忧，需持续跟踪公司融资进展和现金流数据。</w:t>
+        <w:t xml:space="preserve"> 的突破信号，午后若能放量站稳 5.05 元上方，则反弹有望延续。</w:t>
       </w:r>
     </w:p>
     <w:p>
@@ -2946,13 +3343,13 @@
           <w:b/>
           <w:color w:val="1A1A1A"/>
         </w:rPr>
-        <w:t>免责声明：</w:t>
+        <w:t>风险提示：</w:t>
       </w:r>
       <w:r>
         <w:rPr>
           <w:rFonts w:ascii="Microsoft YaHei" w:hAnsi="Microsoft YaHei"/>
         </w:rPr>
-        <w:t xml:space="preserve"> 以上分析基于公开数据和资讯，不构成投资建议。股市有风险，投资需谨慎。</w:t>
+        <w:t xml:space="preserve"> 以上分析仅基于午间数据，不构成投资建议。航空行业受油价、汇率、供需关系等多重因素影响，波动较大，投资需谨慎。</w:t>
       </w:r>
     </w:p>
     <w:sectPr>
